--- a/canoeing/raisin_river_regression/RaisinRiver_Module_Worksheet.docx
+++ b/canoeing/raisin_river_regression/RaisinRiver_Module_Worksheet.docx
@@ -1,25 +1,36 @@
 
 <file path=word/document.xml><?xml version="1.0" encoding="utf-8"?>
-<w:document xmlns:wpc="http://schemas.microsoft.com/office/word/2010/wordprocessingCanvas" xmlns:cx="http://schemas.microsoft.com/office/drawing/2014/chartex" xmlns:cx1="http://schemas.microsoft.com/office/drawing/2015/9/8/chartex" xmlns:mc="http://schemas.openxmlformats.org/markup-compatibility/2006" xmlns:o="urn:schemas-microsoft-com:office:office" xmlns:r="http://schemas.openxmlformats.org/officeDocument/2006/relationships" xmlns:m="http://schemas.openxmlformats.org/officeDocument/2006/math" xmlns:v="urn:schemas-microsoft-com:vml" xmlns:wp14="http://schemas.microsoft.com/office/word/2010/wordprocessingDrawing" xmlns:wp="http://schemas.openxmlformats.org/drawingml/2006/wordprocessingDrawing" xmlns:w10="urn:schemas-microsoft-com:office:word" xmlns:w="http://schemas.openxmlformats.org/wordprocessingml/2006/main" xmlns:w14="http://schemas.microsoft.com/office/word/2010/wordml" xmlns:w15="http://schemas.microsoft.com/office/word/2012/wordml" xmlns:w16se="http://schemas.microsoft.com/office/word/2015/wordml/symex" xmlns:wpg="http://schemas.microsoft.com/office/word/2010/wordprocessingGroup" xmlns:wpi="http://schemas.microsoft.com/office/word/2010/wordprocessingInk" xmlns:wne="http://schemas.microsoft.com/office/word/2006/wordml" xmlns:wps="http://schemas.microsoft.com/office/word/2010/wordprocessingShape" mc:Ignorable="w14 w15 w16se wp14">
+<w:document xmlns:wpc="http://schemas.microsoft.com/office/word/2010/wordprocessingCanvas" xmlns:cx="http://schemas.microsoft.com/office/drawing/2014/chartex" xmlns:cx1="http://schemas.microsoft.com/office/drawing/2015/9/8/chartex" xmlns:cx2="http://schemas.microsoft.com/office/drawing/2015/10/21/chartex" xmlns:cx3="http://schemas.microsoft.com/office/drawing/2016/5/9/chartex" xmlns:cx4="http://schemas.microsoft.com/office/drawing/2016/5/10/chartex" xmlns:cx5="http://schemas.microsoft.com/office/drawing/2016/5/11/chartex" xmlns:cx6="http://schemas.microsoft.com/office/drawing/2016/5/12/chartex" xmlns:cx7="http://schemas.microsoft.com/office/drawing/2016/5/13/chartex" xmlns:cx8="http://schemas.microsoft.com/office/drawing/2016/5/14/chartex" xmlns:mc="http://schemas.openxmlformats.org/markup-compatibility/2006" xmlns:aink="http://schemas.microsoft.com/office/drawing/2016/ink" xmlns:am3d="http://schemas.microsoft.com/office/drawing/2017/model3d" xmlns:o="urn:schemas-microsoft-com:office:office" xmlns:oel="http://schemas.microsoft.com/office/2019/extlst" xmlns:r="http://schemas.openxmlformats.org/officeDocument/2006/relationships" xmlns:m="http://schemas.openxmlformats.org/officeDocument/2006/math" xmlns:v="urn:schemas-microsoft-com:vml" xmlns:wp14="http://schemas.microsoft.com/office/word/2010/wordprocessingDrawing" xmlns:wp="http://schemas.openxmlformats.org/drawingml/2006/wordprocessingDrawing" xmlns:w10="urn:schemas-microsoft-com:office:word" xmlns:w="http://schemas.openxmlformats.org/wordprocessingml/2006/main" xmlns:w14="http://schemas.microsoft.com/office/word/2010/wordml" xmlns:w15="http://schemas.microsoft.com/office/word/2012/wordml" xmlns:w16cex="http://schemas.microsoft.com/office/word/2018/wordml/cex" xmlns:w16cid="http://schemas.microsoft.com/office/word/2016/wordml/cid" xmlns:w16="http://schemas.microsoft.com/office/word/2018/wordml" xmlns:w16du="http://schemas.microsoft.com/office/word/2023/wordml/word16du" xmlns:w16sdtdh="http://schemas.microsoft.com/office/word/2020/wordml/sdtdatahash" xmlns:w16sdtfl="http://schemas.microsoft.com/office/word/2024/wordml/sdtformatlock" xmlns:w16se="http://schemas.microsoft.com/office/word/2015/wordml/symex" xmlns:wpg="http://schemas.microsoft.com/office/word/2010/wordprocessingGroup" xmlns:wpi="http://schemas.microsoft.com/office/word/2010/wordprocessingInk" xmlns:wne="http://schemas.microsoft.com/office/word/2006/wordml" xmlns:wps="http://schemas.microsoft.com/office/word/2010/wordprocessingShape" mc:Ignorable="w14 w15 w16se w16cid w16 w16cex w16sdtdh w16sdtfl w16du wp14">
   <w:body>
     <w:p>
       <w:pPr>
         <w:jc w:val="center"/>
-        <w:rPr>
-          <w:rFonts w:ascii="Calibri" w:eastAsia="Calibri" w:hAnsi="Calibri" w:cs="Calibri"/>
-          <w:sz w:val="26"/>
-          <w:szCs w:val="26"/>
-        </w:rPr>
-      </w:pPr>
-      <w:r>
         <w:rPr>
           <w:rFonts w:ascii="Calibri" w:eastAsia="Calibri" w:hAnsi="Calibri" w:cs="Calibri"/>
           <w:b/>
           <w:sz w:val="26"/>
           <w:szCs w:val="26"/>
         </w:rPr>
+      </w:pPr>
+      <w:r>
+        <w:rPr>
+          <w:rFonts w:ascii="Calibri" w:eastAsia="Calibri" w:hAnsi="Calibri" w:cs="Calibri"/>
+          <w:b/>
+          <w:sz w:val="26"/>
+          <w:szCs w:val="26"/>
+        </w:rPr>
         <w:t>The Impact of Outliers: The Raisin River Canoe Race</w:t>
       </w:r>
+    </w:p>
+    <w:p>
+      <w:pPr>
+        <w:jc w:val="center"/>
+        <w:rPr>
+          <w:rFonts w:ascii="Calibri" w:eastAsia="Calibri" w:hAnsi="Calibri" w:cs="Calibri"/>
+          <w:sz w:val="26"/>
+          <w:szCs w:val="26"/>
+        </w:rPr>
+      </w:pPr>
     </w:p>
     <w:p>
       <w:pPr>
@@ -44,7 +55,7 @@
           <w:lang w:val="en-US"/>
         </w:rPr>
         <w:drawing>
-          <wp:anchor distT="57150" distB="57150" distL="57150" distR="57150" simplePos="0" relativeHeight="251658240" behindDoc="0" locked="0" layoutInCell="1" hidden="0" allowOverlap="1">
+          <wp:anchor distT="57150" distB="57150" distL="57150" distR="57150" simplePos="0" relativeHeight="251658240" behindDoc="0" locked="0" layoutInCell="1" hidden="0" allowOverlap="1" wp14:anchorId="6DC0FD42" wp14:editId="1FC0CDB5">
             <wp:simplePos x="0" y="0"/>
             <wp:positionH relativeFrom="column">
               <wp:posOffset>2981325</wp:posOffset>
@@ -133,13 +144,226 @@
           <w:szCs w:val="24"/>
         </w:rPr>
       </w:pPr>
-      <w:r>
-        <w:rPr>
-          <w:rFonts w:ascii="Calibri" w:eastAsia="Calibri" w:hAnsi="Calibri" w:cs="Calibri"/>
-          <w:sz w:val="24"/>
-          <w:szCs w:val="24"/>
-        </w:rPr>
-        <w:t>This data set contains flow measurements (indicative of water level) in ft</w:t>
+    </w:p>
+    <w:p>
+      <w:pPr>
+        <w:ind w:firstLine="720"/>
+        <w:rPr>
+          <w:rFonts w:ascii="Calibri" w:eastAsia="Calibri" w:hAnsi="Calibri" w:cs="Calibri"/>
+          <w:sz w:val="24"/>
+          <w:szCs w:val="24"/>
+        </w:rPr>
+      </w:pPr>
+      <w:r>
+        <w:rPr>
+          <w:rFonts w:ascii="Calibri" w:eastAsia="Calibri" w:hAnsi="Calibri" w:cs="Calibri"/>
+          <w:sz w:val="24"/>
+          <w:szCs w:val="24"/>
+        </w:rPr>
+        <w:t>Th</w:t>
+      </w:r>
+      <w:r>
+        <w:rPr>
+          <w:rFonts w:ascii="Calibri" w:eastAsia="Calibri" w:hAnsi="Calibri" w:cs="Calibri"/>
+          <w:sz w:val="24"/>
+          <w:szCs w:val="24"/>
+        </w:rPr>
+        <w:t>e</w:t>
+      </w:r>
+      <w:r>
+        <w:rPr>
+          <w:rFonts w:ascii="Calibri" w:eastAsia="Calibri" w:hAnsi="Calibri" w:cs="Calibri"/>
+          <w:sz w:val="24"/>
+          <w:szCs w:val="24"/>
+        </w:rPr>
+        <w:t xml:space="preserve"> dataset </w:t>
+      </w:r>
+      <w:proofErr w:type="gramStart"/>
+      <w:r>
+        <w:rPr>
+          <w:rFonts w:ascii="Calibri" w:eastAsia="Calibri" w:hAnsi="Calibri" w:cs="Calibri"/>
+          <w:b/>
+          <w:bCs/>
+          <w:sz w:val="24"/>
+          <w:szCs w:val="24"/>
+        </w:rPr>
+        <w:t>raisin_riverDNF.csv</w:t>
+      </w:r>
+      <w:r>
+        <w:rPr>
+          <w:rFonts w:ascii="Calibri" w:eastAsia="Calibri" w:hAnsi="Calibri" w:cs="Calibri"/>
+          <w:sz w:val="24"/>
+          <w:szCs w:val="24"/>
+        </w:rPr>
+        <w:t xml:space="preserve"> </w:t>
+      </w:r>
+      <w:r>
+        <w:rPr>
+          <w:rFonts w:ascii="Calibri" w:eastAsia="Calibri" w:hAnsi="Calibri" w:cs="Calibri"/>
+          <w:sz w:val="24"/>
+          <w:szCs w:val="24"/>
+        </w:rPr>
+        <w:t>contains</w:t>
+      </w:r>
+      <w:proofErr w:type="gramEnd"/>
+      <w:r>
+        <w:rPr>
+          <w:rFonts w:ascii="Calibri" w:eastAsia="Calibri" w:hAnsi="Calibri" w:cs="Calibri"/>
+          <w:sz w:val="24"/>
+          <w:szCs w:val="24"/>
+        </w:rPr>
+        <w:t xml:space="preserve"> </w:t>
+      </w:r>
+      <w:proofErr w:type="spellStart"/>
+      <w:r>
+        <w:rPr>
+          <w:rFonts w:ascii="Calibri" w:eastAsia="Calibri" w:hAnsi="Calibri" w:cs="Calibri"/>
+          <w:sz w:val="24"/>
+          <w:szCs w:val="24"/>
+        </w:rPr>
+        <w:t>contains</w:t>
+      </w:r>
+      <w:proofErr w:type="spellEnd"/>
+      <w:r>
+        <w:rPr>
+          <w:rFonts w:ascii="Calibri" w:eastAsia="Calibri" w:hAnsi="Calibri" w:cs="Calibri"/>
+          <w:sz w:val="24"/>
+          <w:szCs w:val="24"/>
+        </w:rPr>
+        <w:t xml:space="preserve"> information on three variables for the Rasin River race for 9 years between 2015 and 2025 (excluding 2020 and 2021, when the race didn't run, and 2019, which has incomplete data).</w:t>
+      </w:r>
+    </w:p>
+    <w:p>
+      <w:pPr>
+        <w:ind w:firstLine="720"/>
+        <w:rPr>
+          <w:rFonts w:ascii="Calibri" w:eastAsia="Calibri" w:hAnsi="Calibri" w:cs="Calibri"/>
+          <w:sz w:val="24"/>
+          <w:szCs w:val="24"/>
+        </w:rPr>
+      </w:pPr>
+    </w:p>
+    <w:p>
+      <w:pPr>
+        <w:tabs>
+          <w:tab w:val="left" w:pos="2160"/>
+        </w:tabs>
+        <w:ind w:firstLine="720"/>
+        <w:rPr>
+          <w:rFonts w:ascii="Calibri" w:eastAsia="Calibri" w:hAnsi="Calibri" w:cs="Calibri"/>
+          <w:sz w:val="24"/>
+          <w:szCs w:val="24"/>
+        </w:rPr>
+      </w:pPr>
+      <w:proofErr w:type="gramStart"/>
+      <w:r>
+        <w:rPr>
+          <w:rFonts w:ascii="Calibri" w:eastAsia="Calibri" w:hAnsi="Calibri" w:cs="Calibri"/>
+          <w:i/>
+          <w:iCs/>
+          <w:sz w:val="24"/>
+          <w:szCs w:val="24"/>
+        </w:rPr>
+        <w:t>year</w:t>
+      </w:r>
+      <w:r>
+        <w:rPr>
+          <w:rFonts w:ascii="Calibri" w:eastAsia="Calibri" w:hAnsi="Calibri" w:cs="Calibri"/>
+          <w:sz w:val="24"/>
+          <w:szCs w:val="24"/>
+        </w:rPr>
+        <w:tab/>
+        <w:t>Year</w:t>
+      </w:r>
+      <w:proofErr w:type="gramEnd"/>
+      <w:r>
+        <w:rPr>
+          <w:rFonts w:ascii="Calibri" w:eastAsia="Calibri" w:hAnsi="Calibri" w:cs="Calibri"/>
+          <w:sz w:val="24"/>
+          <w:szCs w:val="24"/>
+        </w:rPr>
+        <w:t xml:space="preserve"> of the Raisin River Race</w:t>
+      </w:r>
+    </w:p>
+    <w:p>
+      <w:pPr>
+        <w:tabs>
+          <w:tab w:val="left" w:pos="2160"/>
+        </w:tabs>
+        <w:ind w:firstLine="720"/>
+        <w:rPr>
+          <w:rFonts w:ascii="Calibri" w:eastAsia="Calibri" w:hAnsi="Calibri" w:cs="Calibri"/>
+          <w:sz w:val="24"/>
+          <w:szCs w:val="24"/>
+        </w:rPr>
+      </w:pPr>
+      <w:proofErr w:type="spellStart"/>
+      <w:r>
+        <w:rPr>
+          <w:rFonts w:ascii="Calibri" w:eastAsia="Calibri" w:hAnsi="Calibri" w:cs="Calibri"/>
+          <w:i/>
+          <w:iCs/>
+          <w:sz w:val="24"/>
+          <w:szCs w:val="24"/>
+        </w:rPr>
+        <w:t>prop_DNF</w:t>
+      </w:r>
+      <w:proofErr w:type="spellEnd"/>
+      <w:r>
+        <w:rPr>
+          <w:rFonts w:ascii="Calibri" w:eastAsia="Calibri" w:hAnsi="Calibri" w:cs="Calibri"/>
+          <w:sz w:val="24"/>
+          <w:szCs w:val="24"/>
+        </w:rPr>
+        <w:tab/>
+        <w:t>Proportion of boats that did not finish (DNF) the race</w:t>
+      </w:r>
+    </w:p>
+    <w:p>
+      <w:pPr>
+        <w:tabs>
+          <w:tab w:val="left" w:pos="2160"/>
+        </w:tabs>
+        <w:ind w:firstLine="720"/>
+        <w:rPr>
+          <w:rFonts w:ascii="Calibri" w:eastAsia="Calibri" w:hAnsi="Calibri" w:cs="Calibri"/>
+          <w:sz w:val="24"/>
+          <w:szCs w:val="24"/>
+        </w:rPr>
+      </w:pPr>
+      <w:r>
+        <w:rPr>
+          <w:rFonts w:ascii="Calibri" w:eastAsia="Calibri" w:hAnsi="Calibri" w:cs="Calibri"/>
+          <w:i/>
+          <w:iCs/>
+          <w:sz w:val="24"/>
+          <w:szCs w:val="24"/>
+        </w:rPr>
+        <w:t>flow</w:t>
+      </w:r>
+      <w:r>
+        <w:rPr>
+          <w:rFonts w:ascii="Calibri" w:eastAsia="Calibri" w:hAnsi="Calibri" w:cs="Calibri"/>
+          <w:sz w:val="24"/>
+          <w:szCs w:val="24"/>
+        </w:rPr>
+        <w:tab/>
+      </w:r>
+      <w:r>
+        <w:rPr>
+          <w:rFonts w:ascii="Calibri" w:eastAsia="Calibri" w:hAnsi="Calibri" w:cs="Calibri"/>
+          <w:sz w:val="24"/>
+          <w:szCs w:val="24"/>
+        </w:rPr>
+        <w:t>F</w:t>
+      </w:r>
+      <w:r>
+        <w:rPr>
+          <w:rFonts w:ascii="Calibri" w:eastAsia="Calibri" w:hAnsi="Calibri" w:cs="Calibri"/>
+          <w:sz w:val="24"/>
+          <w:szCs w:val="24"/>
+        </w:rPr>
+        <w:t>low measurement (indicative of water level) in ft</w:t>
       </w:r>
       <w:r>
         <w:rPr>
@@ -156,19 +380,50 @@
           <w:sz w:val="24"/>
           <w:szCs w:val="24"/>
         </w:rPr>
-        <w:t>/sec and the proportion of DNFs (# of DNFs/total participants) from the Raisin River Race from 2005-2025 (excluding 2020 and 2021, when the race didn't run, and 2019, which has incomplete data).</w:t>
-      </w:r>
-    </w:p>
-    <w:p>
-      <w:pPr>
-        <w:rPr>
-          <w:rFonts w:ascii="Calibri" w:eastAsia="Calibri" w:hAnsi="Calibri" w:cs="Calibri"/>
-          <w:sz w:val="24"/>
-          <w:szCs w:val="24"/>
-        </w:rPr>
-      </w:pPr>
-      <w:r>
-        <w:pict>
+        <w:t>/sec</w:t>
+      </w:r>
+    </w:p>
+    <w:p>
+      <w:pPr>
+        <w:tabs>
+          <w:tab w:val="left" w:pos="2160"/>
+        </w:tabs>
+        <w:ind w:firstLine="720"/>
+        <w:rPr>
+          <w:rFonts w:ascii="Calibri" w:eastAsia="Calibri" w:hAnsi="Calibri" w:cs="Calibri"/>
+          <w:sz w:val="24"/>
+          <w:szCs w:val="24"/>
+        </w:rPr>
+      </w:pPr>
+    </w:p>
+    <w:p>
+      <w:pPr>
+        <w:rPr>
+          <w:rFonts w:ascii="Calibri" w:eastAsia="Calibri" w:hAnsi="Calibri" w:cs="Calibri"/>
+          <w:sz w:val="24"/>
+          <w:szCs w:val="24"/>
+        </w:rPr>
+      </w:pPr>
+      <w:r>
+        <w:rPr>
+          <w:rFonts w:ascii="Calibri" w:eastAsia="Calibri" w:hAnsi="Calibri" w:cs="Calibri"/>
+          <w:sz w:val="24"/>
+          <w:szCs w:val="24"/>
+        </w:rPr>
+        <w:br w:type="page"/>
+      </w:r>
+    </w:p>
+    <w:p>
+      <w:pPr>
+        <w:rPr>
+          <w:rFonts w:ascii="Calibri" w:eastAsia="Calibri" w:hAnsi="Calibri" w:cs="Calibri"/>
+          <w:sz w:val="24"/>
+          <w:szCs w:val="24"/>
+        </w:rPr>
+      </w:pPr>
+      <w:r>
+        <w:lastRenderedPageBreak/>
+        <w:pict w14:anchorId="42A04EA1">
           <v:rect id="_x0000_i1025" style="width:0;height:1.5pt" o:hralign="center" o:hrstd="t" o:hr="t" fillcolor="#a0a0a0" stroked="f"/>
         </w:pict>
       </w:r>
@@ -198,19 +453,36 @@
           <w:ilvl w:val="0"/>
           <w:numId w:val="2"/>
         </w:numPr>
-        <w:rPr>
-          <w:rFonts w:ascii="Calibri" w:eastAsia="Calibri" w:hAnsi="Calibri" w:cs="Calibri"/>
-          <w:sz w:val="24"/>
-          <w:szCs w:val="24"/>
-        </w:rPr>
-      </w:pPr>
-      <w:r>
-        <w:rPr>
-          <w:rFonts w:ascii="Calibri" w:eastAsia="Calibri" w:hAnsi="Calibri" w:cs="Calibri"/>
-          <w:sz w:val="24"/>
-          <w:szCs w:val="24"/>
-        </w:rPr>
-        <w:t>Graph a scatterplot that shows flow rate as a predictor for proportion of DNF</w:t>
+        <w:spacing w:before="120" w:after="120"/>
+        <w:rPr>
+          <w:rFonts w:ascii="Calibri" w:eastAsia="Calibri" w:hAnsi="Calibri" w:cs="Calibri"/>
+          <w:sz w:val="24"/>
+          <w:szCs w:val="24"/>
+        </w:rPr>
+      </w:pPr>
+      <w:r>
+        <w:rPr>
+          <w:rFonts w:ascii="Calibri" w:eastAsia="Calibri" w:hAnsi="Calibri" w:cs="Calibri"/>
+          <w:sz w:val="24"/>
+          <w:szCs w:val="24"/>
+        </w:rPr>
+        <w:t xml:space="preserve">Create </w:t>
+      </w:r>
+      <w:r>
+        <w:rPr>
+          <w:rFonts w:ascii="Calibri" w:eastAsia="Calibri" w:hAnsi="Calibri" w:cs="Calibri"/>
+          <w:sz w:val="24"/>
+          <w:szCs w:val="24"/>
+        </w:rPr>
+        <w:t>a scatterplot that shows flow rate as a predictor for proportion of DNF</w:t>
+      </w:r>
+      <w:r>
+        <w:rPr>
+          <w:rFonts w:ascii="Calibri" w:eastAsia="Calibri" w:hAnsi="Calibri" w:cs="Calibri"/>
+          <w:sz w:val="24"/>
+          <w:szCs w:val="24"/>
+        </w:rPr>
+        <w:t>.</w:t>
       </w:r>
     </w:p>
     <w:p>
@@ -232,90 +504,154 @@
           <w:sz w:val="24"/>
           <w:szCs w:val="24"/>
         </w:rPr>
-        <w:t>Fit a model using flow rate as a predictor for proportion of DNF and meaningfully interpret the slope coefficient.</w:t>
+        <w:t>Assess the fitted model</w:t>
       </w:r>
     </w:p>
     <w:p>
       <w:pPr>
         <w:numPr>
-          <w:ilvl w:val="0"/>
-          <w:numId w:val="1"/>
+          <w:ilvl w:val="1"/>
+          <w:numId w:val="2"/>
         </w:numPr>
-        <w:rPr>
-          <w:rFonts w:ascii="Calibri" w:eastAsia="Calibri" w:hAnsi="Calibri" w:cs="Calibri"/>
-          <w:sz w:val="24"/>
-          <w:szCs w:val="24"/>
-        </w:rPr>
-      </w:pPr>
-      <w:r>
-        <w:rPr>
-          <w:rFonts w:ascii="Calibri" w:eastAsia="Calibri" w:hAnsi="Calibri" w:cs="Calibri"/>
-          <w:sz w:val="24"/>
-          <w:szCs w:val="24"/>
-        </w:rPr>
-        <w:t>The model has a negative coefficient for flow's impact on DNF proportion. Does this make sense with what you saw on the graph from question 1?</w:t>
+        <w:spacing w:after="200"/>
+        <w:rPr>
+          <w:rFonts w:ascii="Calibri" w:eastAsia="Calibri" w:hAnsi="Calibri" w:cs="Calibri"/>
+          <w:sz w:val="24"/>
+          <w:szCs w:val="24"/>
+        </w:rPr>
+      </w:pPr>
+      <w:r>
+        <w:rPr>
+          <w:rFonts w:ascii="Calibri" w:eastAsia="Calibri" w:hAnsi="Calibri" w:cs="Calibri"/>
+          <w:sz w:val="24"/>
+          <w:szCs w:val="24"/>
+        </w:rPr>
+        <w:t>I</w:t>
+      </w:r>
+      <w:r>
+        <w:rPr>
+          <w:rFonts w:ascii="Calibri" w:eastAsia="Calibri" w:hAnsi="Calibri" w:cs="Calibri"/>
+          <w:sz w:val="24"/>
+          <w:szCs w:val="24"/>
+        </w:rPr>
+        <w:t xml:space="preserve">nterpret the </w:t>
+      </w:r>
+      <w:r>
+        <w:rPr>
+          <w:rFonts w:ascii="Calibri" w:eastAsia="Calibri" w:hAnsi="Calibri" w:cs="Calibri"/>
+          <w:sz w:val="24"/>
+          <w:szCs w:val="24"/>
+        </w:rPr>
+        <w:t xml:space="preserve">value of the </w:t>
+      </w:r>
+      <w:r>
+        <w:rPr>
+          <w:rFonts w:ascii="Calibri" w:eastAsia="Calibri" w:hAnsi="Calibri" w:cs="Calibri"/>
+          <w:sz w:val="24"/>
+          <w:szCs w:val="24"/>
+        </w:rPr>
+        <w:t>slope coefficient</w:t>
+      </w:r>
+      <w:r>
+        <w:rPr>
+          <w:rFonts w:ascii="Calibri" w:eastAsia="Calibri" w:hAnsi="Calibri" w:cs="Calibri"/>
+          <w:sz w:val="24"/>
+          <w:szCs w:val="24"/>
+        </w:rPr>
+        <w:t xml:space="preserve"> of flow  in context</w:t>
+      </w:r>
+      <w:r>
+        <w:rPr>
+          <w:rFonts w:ascii="Calibri" w:eastAsia="Calibri" w:hAnsi="Calibri" w:cs="Calibri"/>
+          <w:sz w:val="24"/>
+          <w:szCs w:val="24"/>
+        </w:rPr>
+        <w:t>.</w:t>
       </w:r>
     </w:p>
     <w:p>
       <w:pPr>
         <w:numPr>
-          <w:ilvl w:val="0"/>
-          <w:numId w:val="1"/>
+          <w:ilvl w:val="1"/>
+          <w:numId w:val="2"/>
         </w:numPr>
-        <w:rPr>
-          <w:rFonts w:ascii="Calibri" w:eastAsia="Calibri" w:hAnsi="Calibri" w:cs="Calibri"/>
-          <w:sz w:val="24"/>
-          <w:szCs w:val="24"/>
-        </w:rPr>
-      </w:pPr>
-      <w:r>
-        <w:rPr>
-          <w:rFonts w:ascii="Calibri" w:eastAsia="Calibri" w:hAnsi="Calibri" w:cs="Calibri"/>
-          <w:sz w:val="24"/>
-          <w:szCs w:val="24"/>
-        </w:rPr>
-        <w:t>Note the p-value for the flow coefficient. Is it significant?</w:t>
-      </w:r>
-    </w:p>
-    <w:p>
-      <w:pPr>
-        <w:rPr>
-          <w:rFonts w:ascii="Calibri" w:eastAsia="Calibri" w:hAnsi="Calibri" w:cs="Calibri"/>
-          <w:sz w:val="24"/>
-          <w:szCs w:val="24"/>
-        </w:rPr>
-      </w:pPr>
+        <w:spacing w:after="200"/>
+        <w:rPr>
+          <w:rFonts w:ascii="Calibri" w:eastAsia="Calibri" w:hAnsi="Calibri" w:cs="Calibri"/>
+          <w:sz w:val="24"/>
+          <w:szCs w:val="24"/>
+        </w:rPr>
+      </w:pPr>
+      <w:r>
+        <w:rPr>
+          <w:rFonts w:ascii="Calibri" w:eastAsia="Calibri" w:hAnsi="Calibri" w:cs="Calibri"/>
+          <w:sz w:val="24"/>
+          <w:szCs w:val="24"/>
+        </w:rPr>
+        <w:t>What does the</w:t>
+      </w:r>
+      <w:r>
+        <w:rPr>
+          <w:rFonts w:ascii="Calibri" w:eastAsia="Calibri" w:hAnsi="Calibri" w:cs="Calibri"/>
+          <w:sz w:val="24"/>
+          <w:szCs w:val="24"/>
+        </w:rPr>
+        <w:t xml:space="preserve"> p-value for </w:t>
+      </w:r>
+      <w:r>
+        <w:rPr>
+          <w:rFonts w:ascii="Calibri" w:eastAsia="Calibri" w:hAnsi="Calibri" w:cs="Calibri"/>
+          <w:sz w:val="24"/>
+          <w:szCs w:val="24"/>
+        </w:rPr>
+        <w:t>that</w:t>
+      </w:r>
+      <w:r>
+        <w:rPr>
+          <w:rFonts w:ascii="Calibri" w:eastAsia="Calibri" w:hAnsi="Calibri" w:cs="Calibri"/>
+          <w:sz w:val="24"/>
+          <w:szCs w:val="24"/>
+        </w:rPr>
+        <w:t xml:space="preserve"> coefficient</w:t>
+      </w:r>
+      <w:r>
+        <w:rPr>
+          <w:rFonts w:ascii="Calibri" w:eastAsia="Calibri" w:hAnsi="Calibri" w:cs="Calibri"/>
+          <w:sz w:val="24"/>
+          <w:szCs w:val="24"/>
+        </w:rPr>
+        <w:t xml:space="preserve"> indicate about the relationship between flow rate and proportion of DNF?</w:t>
+      </w:r>
     </w:p>
     <w:p>
       <w:pPr>
         <w:numPr>
-          <w:ilvl w:val="0"/>
-          <w:numId w:val="1"/>
+          <w:ilvl w:val="1"/>
+          <w:numId w:val="2"/>
         </w:numPr>
-        <w:rPr>
-          <w:rFonts w:ascii="Calibri" w:eastAsia="Calibri" w:hAnsi="Calibri" w:cs="Calibri"/>
-          <w:sz w:val="24"/>
-          <w:szCs w:val="24"/>
-        </w:rPr>
-      </w:pPr>
-      <w:r>
-        <w:rPr>
-          <w:rFonts w:ascii="Calibri" w:eastAsia="Calibri" w:hAnsi="Calibri" w:cs="Calibri"/>
-          <w:sz w:val="24"/>
-          <w:szCs w:val="24"/>
-        </w:rPr>
-        <w:lastRenderedPageBreak/>
+        <w:spacing w:after="200"/>
+        <w:rPr>
+          <w:rFonts w:ascii="Calibri" w:eastAsia="Calibri" w:hAnsi="Calibri" w:cs="Calibri"/>
+          <w:sz w:val="24"/>
+          <w:szCs w:val="24"/>
+        </w:rPr>
+      </w:pPr>
+      <w:r>
+        <w:rPr>
+          <w:rFonts w:ascii="Calibri" w:eastAsia="Calibri" w:hAnsi="Calibri" w:cs="Calibri"/>
+          <w:sz w:val="24"/>
+          <w:szCs w:val="24"/>
+        </w:rPr>
         <w:t>Comment on the appropriateness of the model</w:t>
       </w:r>
-    </w:p>
-    <w:p>
-      <w:pPr>
-        <w:rPr>
-          <w:rFonts w:ascii="Calibri" w:eastAsia="Calibri" w:hAnsi="Calibri" w:cs="Calibri"/>
-          <w:sz w:val="24"/>
-          <w:szCs w:val="24"/>
-        </w:rPr>
-      </w:pPr>
+      <w:r>
+        <w:rPr>
+          <w:rFonts w:ascii="Calibri" w:eastAsia="Calibri" w:hAnsi="Calibri" w:cs="Calibri"/>
+          <w:sz w:val="24"/>
+          <w:szCs w:val="24"/>
+        </w:rPr>
+        <w:t>.</w:t>
+      </w:r>
     </w:p>
     <w:p>
       <w:pPr>
@@ -333,7 +669,36 @@
           <w:szCs w:val="26"/>
           <w:u w:val="single"/>
         </w:rPr>
-        <w:t>Investigate influential observations</w:t>
+        <w:t xml:space="preserve">Investigate </w:t>
+      </w:r>
+      <w:proofErr w:type="spellStart"/>
+      <w:r>
+        <w:rPr>
+          <w:rFonts w:ascii="Calibri" w:eastAsia="Calibri" w:hAnsi="Calibri" w:cs="Calibri"/>
+          <w:sz w:val="26"/>
+          <w:szCs w:val="26"/>
+          <w:u w:val="single"/>
+        </w:rPr>
+        <w:t>unsual</w:t>
+      </w:r>
+      <w:proofErr w:type="spellEnd"/>
+      <w:r>
+        <w:rPr>
+          <w:rFonts w:ascii="Calibri" w:eastAsia="Calibri" w:hAnsi="Calibri" w:cs="Calibri"/>
+          <w:sz w:val="26"/>
+          <w:szCs w:val="26"/>
+          <w:u w:val="single"/>
+        </w:rPr>
+        <w:t>/</w:t>
+      </w:r>
+      <w:r>
+        <w:rPr>
+          <w:rFonts w:ascii="Calibri" w:eastAsia="Calibri" w:hAnsi="Calibri" w:cs="Calibri"/>
+          <w:sz w:val="26"/>
+          <w:szCs w:val="26"/>
+          <w:u w:val="single"/>
+        </w:rPr>
+        <w:t>influential observations</w:t>
       </w:r>
     </w:p>
     <w:p>
@@ -343,19 +708,85 @@
           <w:ilvl w:val="0"/>
           <w:numId w:val="2"/>
         </w:numPr>
-        <w:rPr>
-          <w:rFonts w:ascii="Calibri" w:eastAsia="Calibri" w:hAnsi="Calibri" w:cs="Calibri"/>
-          <w:sz w:val="24"/>
-          <w:szCs w:val="24"/>
-        </w:rPr>
-      </w:pPr>
-      <w:r>
-        <w:rPr>
-          <w:rFonts w:ascii="Calibri" w:eastAsia="Calibri" w:hAnsi="Calibri" w:cs="Calibri"/>
-          <w:sz w:val="24"/>
-          <w:szCs w:val="24"/>
-        </w:rPr>
-        <w:t>Do any observations have unusual leverage? standardized residual? influence?</w:t>
+        <w:spacing w:before="120" w:after="120"/>
+        <w:contextualSpacing w:val="0"/>
+        <w:rPr>
+          <w:rFonts w:ascii="Calibri" w:eastAsia="Calibri" w:hAnsi="Calibri" w:cs="Calibri"/>
+          <w:sz w:val="24"/>
+          <w:szCs w:val="24"/>
+        </w:rPr>
+      </w:pPr>
+      <w:r>
+        <w:rPr>
+          <w:rFonts w:ascii="Calibri" w:eastAsia="Calibri" w:hAnsi="Calibri" w:cs="Calibri"/>
+          <w:sz w:val="24"/>
+          <w:szCs w:val="24"/>
+        </w:rPr>
+        <w:t>Identify</w:t>
+      </w:r>
+      <w:r>
+        <w:rPr>
+          <w:rFonts w:ascii="Calibri" w:eastAsia="Calibri" w:hAnsi="Calibri" w:cs="Calibri"/>
+          <w:sz w:val="24"/>
+          <w:szCs w:val="24"/>
+        </w:rPr>
+        <w:t xml:space="preserve"> any observations</w:t>
+      </w:r>
+      <w:r>
+        <w:rPr>
+          <w:rFonts w:ascii="Calibri" w:eastAsia="Calibri" w:hAnsi="Calibri" w:cs="Calibri"/>
+          <w:sz w:val="24"/>
+          <w:szCs w:val="24"/>
+        </w:rPr>
+        <w:t xml:space="preserve"> that </w:t>
+      </w:r>
+      <w:r>
+        <w:rPr>
+          <w:rFonts w:ascii="Calibri" w:eastAsia="Calibri" w:hAnsi="Calibri" w:cs="Calibri"/>
+          <w:sz w:val="24"/>
+          <w:szCs w:val="24"/>
+        </w:rPr>
+        <w:t>have unusual leverage</w:t>
+      </w:r>
+      <w:r>
+        <w:rPr>
+          <w:rFonts w:ascii="Calibri" w:eastAsia="Calibri" w:hAnsi="Calibri" w:cs="Calibri"/>
+          <w:sz w:val="24"/>
+          <w:szCs w:val="24"/>
+        </w:rPr>
+        <w:t>,</w:t>
+      </w:r>
+      <w:r>
+        <w:rPr>
+          <w:rFonts w:ascii="Calibri" w:eastAsia="Calibri" w:hAnsi="Calibri" w:cs="Calibri"/>
+          <w:sz w:val="24"/>
+          <w:szCs w:val="24"/>
+        </w:rPr>
+        <w:t xml:space="preserve"> standardized residual</w:t>
+      </w:r>
+      <w:r>
+        <w:rPr>
+          <w:rFonts w:ascii="Calibri" w:eastAsia="Calibri" w:hAnsi="Calibri" w:cs="Calibri"/>
+          <w:sz w:val="24"/>
+          <w:szCs w:val="24"/>
+        </w:rPr>
+        <w:t>s, or</w:t>
+      </w:r>
+      <w:r>
+        <w:rPr>
+          <w:rFonts w:ascii="Calibri" w:eastAsia="Calibri" w:hAnsi="Calibri" w:cs="Calibri"/>
+          <w:sz w:val="24"/>
+          <w:szCs w:val="24"/>
+        </w:rPr>
+        <w:t xml:space="preserve"> influence</w:t>
+      </w:r>
+      <w:r>
+        <w:rPr>
+          <w:rFonts w:ascii="Calibri" w:eastAsia="Calibri" w:hAnsi="Calibri" w:cs="Calibri"/>
+          <w:sz w:val="24"/>
+          <w:szCs w:val="24"/>
+        </w:rPr>
+        <w:t>.</w:t>
       </w:r>
     </w:p>
     <w:p>
@@ -385,6 +816,133 @@
         </w:rPr>
         <w:t>Consider the outlier</w:t>
       </w:r>
+    </w:p>
+    <w:p>
+      <w:pPr>
+        <w:pStyle w:val="ListParagraph"/>
+        <w:spacing w:before="120" w:after="120"/>
+        <w:ind w:left="0"/>
+        <w:contextualSpacing w:val="0"/>
+        <w:rPr>
+          <w:rFonts w:ascii="Calibri" w:eastAsia="Calibri" w:hAnsi="Calibri" w:cs="Calibri"/>
+          <w:sz w:val="24"/>
+          <w:szCs w:val="24"/>
+        </w:rPr>
+      </w:pPr>
+      <w:r>
+        <w:rPr>
+          <w:rFonts w:ascii="Calibri" w:eastAsia="Calibri" w:hAnsi="Calibri" w:cs="Calibri"/>
+          <w:sz w:val="24"/>
+          <w:szCs w:val="24"/>
+        </w:rPr>
+        <w:t>Your analysis from #</w:t>
+      </w:r>
+      <w:r>
+        <w:rPr>
+          <w:rFonts w:ascii="Calibri" w:eastAsia="Calibri" w:hAnsi="Calibri" w:cs="Calibri"/>
+          <w:sz w:val="24"/>
+          <w:szCs w:val="24"/>
+        </w:rPr>
+        <w:t>3</w:t>
+      </w:r>
+      <w:r>
+        <w:rPr>
+          <w:rFonts w:ascii="Calibri" w:eastAsia="Calibri" w:hAnsi="Calibri" w:cs="Calibri"/>
+          <w:sz w:val="24"/>
+          <w:szCs w:val="24"/>
+        </w:rPr>
+        <w:t xml:space="preserve"> should show that the 2017 race with a flow rate of 2649 m</w:t>
+      </w:r>
+      <w:r>
+        <w:rPr>
+          <w:rFonts w:ascii="Calibri" w:eastAsia="Calibri" w:hAnsi="Calibri" w:cs="Calibri"/>
+          <w:sz w:val="24"/>
+          <w:szCs w:val="24"/>
+          <w:vertAlign w:val="superscript"/>
+        </w:rPr>
+        <w:t>3</w:t>
+      </w:r>
+      <w:r>
+        <w:rPr>
+          <w:rFonts w:ascii="Calibri" w:eastAsia="Calibri" w:hAnsi="Calibri" w:cs="Calibri"/>
+          <w:sz w:val="24"/>
+          <w:szCs w:val="24"/>
+        </w:rPr>
+        <w:t xml:space="preserve">/sec and 0.0051 DNF proportion is unusual.  While we shouldn’t automatically exclude any  unusual case, we should investigate, when possible, to see if there are circumstances that </w:t>
+      </w:r>
+      <w:r>
+        <w:rPr>
+          <w:rFonts w:ascii="Calibri" w:eastAsia="Calibri" w:hAnsi="Calibri" w:cs="Calibri"/>
+          <w:sz w:val="24"/>
+          <w:szCs w:val="24"/>
+        </w:rPr>
+        <w:t>might</w:t>
+      </w:r>
+      <w:r>
+        <w:rPr>
+          <w:rFonts w:ascii="Calibri" w:eastAsia="Calibri" w:hAnsi="Calibri" w:cs="Calibri"/>
+          <w:sz w:val="24"/>
+          <w:szCs w:val="24"/>
+        </w:rPr>
+        <w:t xml:space="preserve"> warrant dropping that case.  In this situation, </w:t>
+      </w:r>
+      <w:r>
+        <w:rPr>
+          <w:rFonts w:ascii="Calibri" w:eastAsia="Calibri" w:hAnsi="Calibri" w:cs="Calibri"/>
+          <w:sz w:val="24"/>
+          <w:szCs w:val="24"/>
+        </w:rPr>
+        <w:t>the water level was dangerously high</w:t>
+      </w:r>
+      <w:r>
+        <w:rPr>
+          <w:rFonts w:ascii="Calibri" w:eastAsia="Calibri" w:hAnsi="Calibri" w:cs="Calibri"/>
+          <w:sz w:val="24"/>
+          <w:szCs w:val="24"/>
+        </w:rPr>
+        <w:t xml:space="preserve"> in 2017</w:t>
+      </w:r>
+      <w:r>
+        <w:rPr>
+          <w:rFonts w:ascii="Calibri" w:eastAsia="Calibri" w:hAnsi="Calibri" w:cs="Calibri"/>
+          <w:sz w:val="24"/>
+          <w:szCs w:val="24"/>
+        </w:rPr>
+        <w:t>, causing the race officials to move the race start to Delaney Road (roughly 4 miles further down the river</w:t>
+      </w:r>
+      <w:r>
+        <w:rPr>
+          <w:rFonts w:ascii="Calibri" w:eastAsia="Calibri" w:hAnsi="Calibri" w:cs="Calibri"/>
+          <w:sz w:val="24"/>
+          <w:szCs w:val="24"/>
+        </w:rPr>
+        <w:t xml:space="preserve"> – see the map</w:t>
+      </w:r>
+      <w:r>
+        <w:rPr>
+          <w:rFonts w:ascii="Calibri" w:eastAsia="Calibri" w:hAnsi="Calibri" w:cs="Calibri"/>
+          <w:sz w:val="24"/>
+          <w:szCs w:val="24"/>
+        </w:rPr>
+        <w:t>)</w:t>
+      </w:r>
+      <w:r>
+        <w:rPr>
+          <w:rFonts w:ascii="Calibri" w:eastAsia="Calibri" w:hAnsi="Calibri" w:cs="Calibri"/>
+          <w:sz w:val="24"/>
+          <w:szCs w:val="24"/>
+        </w:rPr>
+        <w:t>.  Based on that domain knowledge, we should consider re-doing the analysis without the 2017 data.</w:t>
+      </w:r>
+    </w:p>
+    <w:p>
+      <w:pPr>
+        <w:rPr>
+          <w:rFonts w:ascii="Calibri" w:eastAsia="Calibri" w:hAnsi="Calibri" w:cs="Calibri"/>
+          <w:sz w:val="24"/>
+          <w:szCs w:val="24"/>
+        </w:rPr>
+      </w:pPr>
     </w:p>
     <w:p>
       <w:pPr>
@@ -405,120 +963,31 @@
           <w:sz w:val="24"/>
           <w:szCs w:val="24"/>
         </w:rPr>
-        <w:t>We only want to remove outliers if we have reason to believe that outside factors may be influencing the data in a way that prevents data analysis. In this case, the outlying observation is from 2017. In 2017, the water level was dangerously high, causing the race officials to move the race start to Delaney Road (roughly 4 miles further down the river), leaving the finish in the normal place. The map below shows the race course. Do you think this change warrants removing the year from the data set? Why or why not?</w:t>
-      </w:r>
-    </w:p>
-    <w:p>
-      <w:pPr>
-        <w:rPr>
-          <w:rFonts w:ascii="Calibri" w:eastAsia="Calibri" w:hAnsi="Calibri" w:cs="Calibri"/>
-          <w:sz w:val="24"/>
-          <w:szCs w:val="24"/>
-        </w:rPr>
-      </w:pPr>
-    </w:p>
-    <w:p>
-      <w:pPr>
-        <w:pStyle w:val="ListParagraph"/>
-        <w:numPr>
-          <w:ilvl w:val="0"/>
-          <w:numId w:val="2"/>
-        </w:numPr>
-        <w:rPr>
-          <w:rFonts w:ascii="Calibri" w:eastAsia="Calibri" w:hAnsi="Calibri" w:cs="Calibri"/>
-          <w:sz w:val="24"/>
-          <w:szCs w:val="24"/>
-        </w:rPr>
-      </w:pPr>
-      <w:r>
-        <w:rPr>
-          <w:rFonts w:ascii="Calibri" w:eastAsia="Calibri" w:hAnsi="Calibri" w:cs="Calibri"/>
-          <w:sz w:val="24"/>
-          <w:szCs w:val="24"/>
-        </w:rPr>
-        <w:t>Regardless of your answer to question 4, remove the influential observation from the data set.</w:t>
-      </w:r>
-    </w:p>
-    <w:p>
-      <w:pPr>
-        <w:pStyle w:val="ListParagraph"/>
-        <w:rPr>
-          <w:rFonts w:ascii="Calibri" w:eastAsia="Calibri" w:hAnsi="Calibri" w:cs="Calibri"/>
-          <w:sz w:val="24"/>
-          <w:szCs w:val="24"/>
-        </w:rPr>
-      </w:pPr>
-    </w:p>
-    <w:p>
-      <w:pPr>
-        <w:pStyle w:val="ListParagraph"/>
-        <w:numPr>
-          <w:ilvl w:val="0"/>
-          <w:numId w:val="2"/>
-        </w:numPr>
-        <w:rPr>
-          <w:rFonts w:ascii="Calibri" w:eastAsia="Calibri" w:hAnsi="Calibri" w:cs="Calibri"/>
-          <w:sz w:val="24"/>
-          <w:szCs w:val="24"/>
-        </w:rPr>
-      </w:pPr>
-      <w:proofErr w:type="spellStart"/>
-      <w:r>
-        <w:rPr>
-          <w:rFonts w:ascii="Calibri" w:eastAsia="Calibri" w:hAnsi="Calibri" w:cs="Calibri"/>
-          <w:sz w:val="24"/>
-          <w:szCs w:val="24"/>
-        </w:rPr>
-        <w:t>Regraph</w:t>
-      </w:r>
-      <w:proofErr w:type="spellEnd"/>
-      <w:r>
-        <w:rPr>
-          <w:rFonts w:ascii="Calibri" w:eastAsia="Calibri" w:hAnsi="Calibri" w:cs="Calibri"/>
-          <w:sz w:val="24"/>
-          <w:szCs w:val="24"/>
-        </w:rPr>
-        <w:t xml:space="preserve"> the scatterplot without the influential observation and add a line of best fit.</w:t>
-      </w:r>
-    </w:p>
-    <w:p>
-      <w:pPr>
-        <w:pStyle w:val="ListParagraph"/>
-        <w:rPr>
-          <w:rFonts w:ascii="Calibri" w:eastAsia="Calibri" w:hAnsi="Calibri" w:cs="Calibri"/>
-          <w:sz w:val="24"/>
-          <w:szCs w:val="24"/>
-        </w:rPr>
-      </w:pPr>
-    </w:p>
-    <w:p>
-      <w:pPr>
-        <w:pStyle w:val="ListParagraph"/>
-        <w:numPr>
-          <w:ilvl w:val="0"/>
-          <w:numId w:val="2"/>
-        </w:numPr>
-        <w:rPr>
-          <w:rFonts w:ascii="Calibri" w:eastAsia="Calibri" w:hAnsi="Calibri" w:cs="Calibri"/>
-          <w:sz w:val="24"/>
-          <w:szCs w:val="24"/>
-        </w:rPr>
-      </w:pPr>
-      <w:r>
-        <w:rPr>
-          <w:rFonts w:ascii="Calibri" w:eastAsia="Calibri" w:hAnsi="Calibri" w:cs="Calibri"/>
-          <w:sz w:val="24"/>
-          <w:szCs w:val="24"/>
-        </w:rPr>
-        <w:t>Refit the model with the new version of the data set</w:t>
-      </w:r>
-      <w:r>
-        <w:rPr>
-          <w:rFonts w:ascii="Calibri" w:eastAsia="Calibri" w:hAnsi="Calibri" w:cs="Calibri"/>
-          <w:sz w:val="24"/>
-          <w:szCs w:val="24"/>
-        </w:rPr>
-        <w:t>.</w:t>
+        <w:t>R</w:t>
+      </w:r>
+      <w:r>
+        <w:rPr>
+          <w:rFonts w:ascii="Calibri" w:eastAsia="Calibri" w:hAnsi="Calibri" w:cs="Calibri"/>
+          <w:sz w:val="24"/>
+          <w:szCs w:val="24"/>
+        </w:rPr>
+        <w:t xml:space="preserve">emove the influential </w:t>
+      </w:r>
+      <w:r>
+        <w:rPr>
+          <w:rFonts w:ascii="Calibri" w:eastAsia="Calibri" w:hAnsi="Calibri" w:cs="Calibri"/>
+          <w:sz w:val="24"/>
+          <w:szCs w:val="24"/>
+        </w:rPr>
+        <w:t xml:space="preserve">(2017) </w:t>
+      </w:r>
+      <w:r>
+        <w:rPr>
+          <w:rFonts w:ascii="Calibri" w:eastAsia="Calibri" w:hAnsi="Calibri" w:cs="Calibri"/>
+          <w:sz w:val="24"/>
+          <w:szCs w:val="24"/>
+        </w:rPr>
+        <w:t>observation from the data set</w:t>
       </w:r>
     </w:p>
     <w:p>
@@ -528,41 +997,54 @@
           <w:ilvl w:val="0"/>
           <w:numId w:val="5"/>
         </w:numPr>
-        <w:rPr>
-          <w:rFonts w:ascii="Calibri" w:eastAsia="Calibri" w:hAnsi="Calibri" w:cs="Calibri"/>
-          <w:sz w:val="24"/>
-          <w:szCs w:val="24"/>
-        </w:rPr>
-      </w:pPr>
-      <w:r>
-        <w:rPr>
-          <w:rFonts w:ascii="Calibri" w:eastAsia="Calibri" w:hAnsi="Calibri" w:cs="Calibri"/>
-          <w:sz w:val="24"/>
-          <w:szCs w:val="24"/>
-        </w:rPr>
-        <w:t>Provide a</w:t>
-      </w:r>
-      <w:r>
-        <w:rPr>
-          <w:rFonts w:ascii="Calibri" w:eastAsia="Calibri" w:hAnsi="Calibri" w:cs="Calibri"/>
-          <w:sz w:val="24"/>
-          <w:szCs w:val="24"/>
-        </w:rPr>
-        <w:t xml:space="preserve"> meaningfully interpret the slope coefficient.</w:t>
-      </w:r>
-    </w:p>
-    <w:p>
-      <w:pPr>
-        <w:pStyle w:val="ListParagraph"/>
-        <w:ind w:left="1080"/>
-        <w:rPr>
-          <w:rFonts w:ascii="Calibri" w:eastAsia="Calibri" w:hAnsi="Calibri" w:cs="Calibri"/>
-          <w:sz w:val="24"/>
-          <w:szCs w:val="24"/>
-        </w:rPr>
-      </w:pPr>
-      <w:bookmarkStart w:id="0" w:name="_GoBack"/>
-      <w:bookmarkEnd w:id="0"/>
+        <w:spacing w:before="120" w:after="120"/>
+        <w:contextualSpacing w:val="0"/>
+        <w:rPr>
+          <w:rFonts w:ascii="Calibri" w:eastAsia="Calibri" w:hAnsi="Calibri" w:cs="Calibri"/>
+          <w:sz w:val="24"/>
+          <w:szCs w:val="24"/>
+        </w:rPr>
+      </w:pPr>
+      <w:r>
+        <w:rPr>
+          <w:rFonts w:ascii="Calibri" w:eastAsia="Calibri" w:hAnsi="Calibri" w:cs="Calibri"/>
+          <w:sz w:val="24"/>
+          <w:szCs w:val="24"/>
+        </w:rPr>
+        <w:t xml:space="preserve"> </w:t>
+      </w:r>
+      <w:r>
+        <w:rPr>
+          <w:rFonts w:ascii="Calibri" w:eastAsia="Calibri" w:hAnsi="Calibri" w:cs="Calibri"/>
+          <w:sz w:val="24"/>
+          <w:szCs w:val="24"/>
+        </w:rPr>
+        <w:t>D</w:t>
+      </w:r>
+      <w:r>
+        <w:rPr>
+          <w:rFonts w:ascii="Calibri" w:eastAsia="Calibri" w:hAnsi="Calibri" w:cs="Calibri"/>
+          <w:sz w:val="24"/>
+          <w:szCs w:val="24"/>
+        </w:rPr>
+        <w:t xml:space="preserve">raw a new scatterplot </w:t>
+      </w:r>
+      <w:r>
+        <w:rPr>
+          <w:rFonts w:ascii="Calibri" w:eastAsia="Calibri" w:hAnsi="Calibri" w:cs="Calibri"/>
+          <w:sz w:val="24"/>
+          <w:szCs w:val="24"/>
+        </w:rPr>
+        <w:t>and show the</w:t>
+      </w:r>
+      <w:r>
+        <w:rPr>
+          <w:rFonts w:ascii="Calibri" w:eastAsia="Calibri" w:hAnsi="Calibri" w:cs="Calibri"/>
+          <w:sz w:val="24"/>
+          <w:szCs w:val="24"/>
+        </w:rPr>
+        <w:t xml:space="preserve"> revised line of best fit.  How does this plot compare to the earlier fit? </w:t>
+      </w:r>
     </w:p>
     <w:p>
       <w:pPr>
@@ -571,6 +1053,32 @@
           <w:ilvl w:val="0"/>
           <w:numId w:val="5"/>
         </w:numPr>
+        <w:spacing w:before="120" w:after="120"/>
+        <w:contextualSpacing w:val="0"/>
+        <w:rPr>
+          <w:rFonts w:ascii="Calibri" w:eastAsia="Calibri" w:hAnsi="Calibri" w:cs="Calibri"/>
+          <w:sz w:val="24"/>
+          <w:szCs w:val="24"/>
+        </w:rPr>
+      </w:pPr>
+      <w:r>
+        <w:rPr>
+          <w:rFonts w:ascii="Calibri" w:eastAsia="Calibri" w:hAnsi="Calibri" w:cs="Calibri"/>
+          <w:sz w:val="24"/>
+          <w:szCs w:val="24"/>
+        </w:rPr>
+        <w:t>Give a revised interpretation for the slope (in context) and discuss the effectiveness of flow as a predictor for proportion DNF in the absence of the 2017 outlier.</w:t>
+      </w:r>
+    </w:p>
+    <w:p>
+      <w:pPr>
+        <w:pStyle w:val="ListParagraph"/>
+        <w:numPr>
+          <w:ilvl w:val="0"/>
+          <w:numId w:val="5"/>
+        </w:numPr>
+        <w:spacing w:before="120" w:after="120"/>
+        <w:contextualSpacing w:val="0"/>
         <w:rPr>
           <w:rFonts w:ascii="Calibri" w:eastAsia="Calibri" w:hAnsi="Calibri" w:cs="Calibri"/>
           <w:sz w:val="24"/>
@@ -600,7 +1108,55 @@
           <w:sz w:val="24"/>
           <w:szCs w:val="24"/>
         </w:rPr>
-        <w:t>/sec and there are 200 competitors, how many DNFs can we expect?</w:t>
+        <w:t xml:space="preserve">/sec and there are 200 </w:t>
+      </w:r>
+      <w:r>
+        <w:rPr>
+          <w:rFonts w:ascii="Calibri" w:eastAsia="Calibri" w:hAnsi="Calibri" w:cs="Calibri"/>
+          <w:sz w:val="24"/>
+          <w:szCs w:val="24"/>
+        </w:rPr>
+        <w:t xml:space="preserve">boats entered in the Raisin River </w:t>
+      </w:r>
+      <w:r>
+        <w:rPr>
+          <w:rFonts w:ascii="Calibri" w:eastAsia="Calibri" w:hAnsi="Calibri" w:cs="Calibri"/>
+          <w:sz w:val="24"/>
+          <w:szCs w:val="24"/>
+        </w:rPr>
+        <w:t>R</w:t>
+      </w:r>
+      <w:r>
+        <w:rPr>
+          <w:rFonts w:ascii="Calibri" w:eastAsia="Calibri" w:hAnsi="Calibri" w:cs="Calibri"/>
+          <w:sz w:val="24"/>
+          <w:szCs w:val="24"/>
+        </w:rPr>
+        <w:t>ace</w:t>
+      </w:r>
+      <w:r>
+        <w:rPr>
+          <w:rFonts w:ascii="Calibri" w:eastAsia="Calibri" w:hAnsi="Calibri" w:cs="Calibri"/>
+          <w:sz w:val="24"/>
+          <w:szCs w:val="24"/>
+        </w:rPr>
+        <w:t xml:space="preserve">, how many DNFs </w:t>
+      </w:r>
+      <w:r>
+        <w:rPr>
+          <w:rFonts w:ascii="Calibri" w:eastAsia="Calibri" w:hAnsi="Calibri" w:cs="Calibri"/>
+          <w:sz w:val="24"/>
+          <w:szCs w:val="24"/>
+        </w:rPr>
+        <w:t>should</w:t>
+      </w:r>
+      <w:r>
+        <w:rPr>
+          <w:rFonts w:ascii="Calibri" w:eastAsia="Calibri" w:hAnsi="Calibri" w:cs="Calibri"/>
+          <w:sz w:val="24"/>
+          <w:szCs w:val="24"/>
+        </w:rPr>
+        <w:t xml:space="preserve"> we expect?</w:t>
       </w:r>
     </w:p>
     <w:sectPr>
@@ -614,7 +1170,7 @@
 </file>
 
 <file path=word/numbering.xml><?xml version="1.0" encoding="utf-8"?>
-<w:numbering xmlns:wpc="http://schemas.microsoft.com/office/word/2010/wordprocessingCanvas" xmlns:cx="http://schemas.microsoft.com/office/drawing/2014/chartex" xmlns:cx1="http://schemas.microsoft.com/office/drawing/2015/9/8/chartex" xmlns:mc="http://schemas.openxmlformats.org/markup-compatibility/2006" xmlns:o="urn:schemas-microsoft-com:office:office" xmlns:r="http://schemas.openxmlformats.org/officeDocument/2006/relationships" xmlns:m="http://schemas.openxmlformats.org/officeDocument/2006/math" xmlns:v="urn:schemas-microsoft-com:vml" xmlns:wp14="http://schemas.microsoft.com/office/word/2010/wordprocessingDrawing" xmlns:wp="http://schemas.openxmlformats.org/drawingml/2006/wordprocessingDrawing" xmlns:w10="urn:schemas-microsoft-com:office:word" xmlns:w="http://schemas.openxmlformats.org/wordprocessingml/2006/main" xmlns:w14="http://schemas.microsoft.com/office/word/2010/wordml" xmlns:w15="http://schemas.microsoft.com/office/word/2012/wordml" xmlns:w16se="http://schemas.microsoft.com/office/word/2015/wordml/symex" xmlns:wpg="http://schemas.microsoft.com/office/word/2010/wordprocessingGroup" xmlns:wpi="http://schemas.microsoft.com/office/word/2010/wordprocessingInk" xmlns:wne="http://schemas.microsoft.com/office/word/2006/wordml" xmlns:wps="http://schemas.microsoft.com/office/word/2010/wordprocessingShape" mc:Ignorable="w14 w15 w16se wp14">
+<w:numbering xmlns:wpc="http://schemas.microsoft.com/office/word/2010/wordprocessingCanvas" xmlns:cx="http://schemas.microsoft.com/office/drawing/2014/chartex" xmlns:cx1="http://schemas.microsoft.com/office/drawing/2015/9/8/chartex" xmlns:cx2="http://schemas.microsoft.com/office/drawing/2015/10/21/chartex" xmlns:cx3="http://schemas.microsoft.com/office/drawing/2016/5/9/chartex" xmlns:cx4="http://schemas.microsoft.com/office/drawing/2016/5/10/chartex" xmlns:cx5="http://schemas.microsoft.com/office/drawing/2016/5/11/chartex" xmlns:cx6="http://schemas.microsoft.com/office/drawing/2016/5/12/chartex" xmlns:cx7="http://schemas.microsoft.com/office/drawing/2016/5/13/chartex" xmlns:cx8="http://schemas.microsoft.com/office/drawing/2016/5/14/chartex" xmlns:mc="http://schemas.openxmlformats.org/markup-compatibility/2006" xmlns:aink="http://schemas.microsoft.com/office/drawing/2016/ink" xmlns:am3d="http://schemas.microsoft.com/office/drawing/2017/model3d" xmlns:o="urn:schemas-microsoft-com:office:office" xmlns:oel="http://schemas.microsoft.com/office/2019/extlst" xmlns:r="http://schemas.openxmlformats.org/officeDocument/2006/relationships" xmlns:m="http://schemas.openxmlformats.org/officeDocument/2006/math" xmlns:v="urn:schemas-microsoft-com:vml" xmlns:wp14="http://schemas.microsoft.com/office/word/2010/wordprocessingDrawing" xmlns:wp="http://schemas.openxmlformats.org/drawingml/2006/wordprocessingDrawing" xmlns:w10="urn:schemas-microsoft-com:office:word" xmlns:w="http://schemas.openxmlformats.org/wordprocessingml/2006/main" xmlns:w14="http://schemas.microsoft.com/office/word/2010/wordml" xmlns:w15="http://schemas.microsoft.com/office/word/2012/wordml" xmlns:w16cex="http://schemas.microsoft.com/office/word/2018/wordml/cex" xmlns:w16cid="http://schemas.microsoft.com/office/word/2016/wordml/cid" xmlns:w16="http://schemas.microsoft.com/office/word/2018/wordml" xmlns:w16du="http://schemas.microsoft.com/office/word/2023/wordml/word16du" xmlns:w16sdtdh="http://schemas.microsoft.com/office/word/2020/wordml/sdtdatahash" xmlns:w16sdtfl="http://schemas.microsoft.com/office/word/2024/wordml/sdtformatlock" xmlns:w16se="http://schemas.microsoft.com/office/word/2015/wordml/symex" xmlns:wpg="http://schemas.microsoft.com/office/word/2010/wordprocessingGroup" xmlns:wpi="http://schemas.microsoft.com/office/word/2010/wordprocessingInk" xmlns:wne="http://schemas.microsoft.com/office/word/2006/wordml" xmlns:wps="http://schemas.microsoft.com/office/word/2010/wordprocessingShape" mc:Ignorable="w14 w15 w16se w16cid w16 w16cex w16sdtdh w16sdtfl w16du wp14">
   <w:abstractNum w:abstractNumId="0" w15:restartNumberingAfterBreak="0">
     <w:nsid w:val="00D223E8"/>
     <w:multiLevelType w:val="multilevel"/>
@@ -1105,26 +1661,26 @@
       </w:pPr>
     </w:lvl>
   </w:abstractNum>
-  <w:num w:numId="1">
+  <w:num w:numId="1" w16cid:durableId="206844908">
     <w:abstractNumId w:val="0"/>
   </w:num>
-  <w:num w:numId="2">
+  <w:num w:numId="2" w16cid:durableId="1359967704">
     <w:abstractNumId w:val="1"/>
   </w:num>
-  <w:num w:numId="3">
+  <w:num w:numId="3" w16cid:durableId="1033379744">
     <w:abstractNumId w:val="3"/>
   </w:num>
-  <w:num w:numId="4">
+  <w:num w:numId="4" w16cid:durableId="50008056">
     <w:abstractNumId w:val="4"/>
   </w:num>
-  <w:num w:numId="5">
+  <w:num w:numId="5" w16cid:durableId="1387684145">
     <w:abstractNumId w:val="2"/>
   </w:num>
 </w:numbering>
 </file>
 
 <file path=word/styles.xml><?xml version="1.0" encoding="utf-8"?>
-<w:styles xmlns:mc="http://schemas.openxmlformats.org/markup-compatibility/2006" xmlns:r="http://schemas.openxmlformats.org/officeDocument/2006/relationships" xmlns:w="http://schemas.openxmlformats.org/wordprocessingml/2006/main" xmlns:w14="http://schemas.microsoft.com/office/word/2010/wordml" xmlns:w15="http://schemas.microsoft.com/office/word/2012/wordml" xmlns:w16se="http://schemas.microsoft.com/office/word/2015/wordml/symex" mc:Ignorable="w14 w15 w16se">
+<w:styles xmlns:mc="http://schemas.openxmlformats.org/markup-compatibility/2006" xmlns:r="http://schemas.openxmlformats.org/officeDocument/2006/relationships" xmlns:w="http://schemas.openxmlformats.org/wordprocessingml/2006/main" xmlns:w14="http://schemas.microsoft.com/office/word/2010/wordml" xmlns:w15="http://schemas.microsoft.com/office/word/2012/wordml" xmlns:w16cex="http://schemas.microsoft.com/office/word/2018/wordml/cex" xmlns:w16cid="http://schemas.microsoft.com/office/word/2016/wordml/cid" xmlns:w16="http://schemas.microsoft.com/office/word/2018/wordml" xmlns:w16du="http://schemas.microsoft.com/office/word/2023/wordml/word16du" xmlns:w16sdtdh="http://schemas.microsoft.com/office/word/2020/wordml/sdtdatahash" xmlns:w16sdtfl="http://schemas.microsoft.com/office/word/2024/wordml/sdtformatlock" xmlns:w16se="http://schemas.microsoft.com/office/word/2015/wordml/symex" mc:Ignorable="w14 w15 w16se w16cid w16 w16cex w16sdtdh w16sdtfl w16du">
   <w:docDefaults>
     <w:rPrDefault>
       <w:rPr>
@@ -1140,7 +1696,7 @@
       </w:pPr>
     </w:pPrDefault>
   </w:docDefaults>
-  <w:latentStyles w:defLockedState="0" w:defUIPriority="99" w:defSemiHidden="0" w:defUnhideWhenUsed="0" w:defQFormat="0" w:count="371">
+  <w:latentStyles w:defLockedState="0" w:defUIPriority="99" w:defSemiHidden="0" w:defUnhideWhenUsed="0" w:defQFormat="0" w:count="376">
     <w:lsdException w:name="Normal" w:uiPriority="0" w:qFormat="1"/>
     <w:lsdException w:name="heading 1" w:uiPriority="9" w:qFormat="1"/>
     <w:lsdException w:name="heading 2" w:semiHidden="1" w:uiPriority="9" w:unhideWhenUsed="1" w:qFormat="1"/>
@@ -1512,6 +2068,11 @@
     <w:lsdException w:name="List Table 5 Dark Accent 6" w:uiPriority="50"/>
     <w:lsdException w:name="List Table 6 Colorful Accent 6" w:uiPriority="51"/>
     <w:lsdException w:name="List Table 7 Colorful Accent 6" w:uiPriority="52"/>
+    <w:lsdException w:name="Mention" w:semiHidden="1" w:unhideWhenUsed="1"/>
+    <w:lsdException w:name="Smart Hyperlink" w:semiHidden="1" w:unhideWhenUsed="1"/>
+    <w:lsdException w:name="Hashtag" w:semiHidden="1" w:unhideWhenUsed="1"/>
+    <w:lsdException w:name="Unresolved Mention" w:semiHidden="1" w:unhideWhenUsed="1"/>
+    <w:lsdException w:name="Smart Link" w:semiHidden="1" w:unhideWhenUsed="1"/>
   </w:latentStyles>
   <w:style w:type="paragraph" w:default="1" w:styleId="Normal">
     <w:name w:val="Normal"/>

--- a/canoeing/raisin_river_regression/RaisinRiver_Module_Worksheet.docx
+++ b/canoeing/raisin_river_regression/RaisinRiver_Module_Worksheet.docx
@@ -178,7 +178,6 @@
         </w:rPr>
         <w:t xml:space="preserve"> dataset </w:t>
       </w:r>
-      <w:proofErr w:type="gramStart"/>
       <w:r>
         <w:rPr>
           <w:rFonts w:ascii="Calibri" w:eastAsia="Calibri" w:hAnsi="Calibri" w:cs="Calibri"/>
@@ -195,42 +194,7 @@
           <w:sz w:val="24"/>
           <w:szCs w:val="24"/>
         </w:rPr>
-        <w:t xml:space="preserve"> </w:t>
-      </w:r>
-      <w:r>
-        <w:rPr>
-          <w:rFonts w:ascii="Calibri" w:eastAsia="Calibri" w:hAnsi="Calibri" w:cs="Calibri"/>
-          <w:sz w:val="24"/>
-          <w:szCs w:val="24"/>
-        </w:rPr>
-        <w:t>contains</w:t>
-      </w:r>
-      <w:proofErr w:type="gramEnd"/>
-      <w:r>
-        <w:rPr>
-          <w:rFonts w:ascii="Calibri" w:eastAsia="Calibri" w:hAnsi="Calibri" w:cs="Calibri"/>
-          <w:sz w:val="24"/>
-          <w:szCs w:val="24"/>
-        </w:rPr>
-        <w:t xml:space="preserve"> </w:t>
-      </w:r>
-      <w:proofErr w:type="spellStart"/>
-      <w:r>
-        <w:rPr>
-          <w:rFonts w:ascii="Calibri" w:eastAsia="Calibri" w:hAnsi="Calibri" w:cs="Calibri"/>
-          <w:sz w:val="24"/>
-          <w:szCs w:val="24"/>
-        </w:rPr>
-        <w:t>contains</w:t>
-      </w:r>
-      <w:proofErr w:type="spellEnd"/>
-      <w:r>
-        <w:rPr>
-          <w:rFonts w:ascii="Calibri" w:eastAsia="Calibri" w:hAnsi="Calibri" w:cs="Calibri"/>
-          <w:sz w:val="24"/>
-          <w:szCs w:val="24"/>
-        </w:rPr>
-        <w:t xml:space="preserve"> information on three variables for the Rasin River race for 9 years between 2015 and 2025 (excluding 2020 and 2021, when the race didn't run, and 2019, which has incomplete data).</w:t>
+        <w:t xml:space="preserve"> contains information on three variables for the Rasin River race for 9 years between 2015 and 2025 (excluding 2020 and 2021, when the race didn't run, and 2019, which has incomplete data).</w:t>
       </w:r>
     </w:p>
     <w:p>
@@ -474,7 +438,23 @@
           <w:sz w:val="24"/>
           <w:szCs w:val="24"/>
         </w:rPr>
-        <w:t>a scatterplot that shows flow rate as a predictor for proportion of DNF</w:t>
+        <w:t xml:space="preserve">a scatterplot </w:t>
+      </w:r>
+      <w:r>
+        <w:rPr>
+          <w:rFonts w:ascii="Calibri" w:eastAsia="Calibri" w:hAnsi="Calibri" w:cs="Calibri"/>
+          <w:sz w:val="24"/>
+          <w:szCs w:val="24"/>
+        </w:rPr>
+        <w:t xml:space="preserve">with regression line </w:t>
+      </w:r>
+      <w:r>
+        <w:rPr>
+          <w:rFonts w:ascii="Calibri" w:eastAsia="Calibri" w:hAnsi="Calibri" w:cs="Calibri"/>
+          <w:sz w:val="24"/>
+          <w:szCs w:val="24"/>
+        </w:rPr>
+        <w:t>that shows flow rate as a predictor for proportion of DNF</w:t>
       </w:r>
       <w:r>
         <w:rPr>
@@ -505,6 +485,14 @@
           <w:szCs w:val="24"/>
         </w:rPr>
         <w:t>Assess the fitted model</w:t>
+      </w:r>
+      <w:r>
+        <w:rPr>
+          <w:rFonts w:ascii="Calibri" w:eastAsia="Calibri" w:hAnsi="Calibri" w:cs="Calibri"/>
+          <w:sz w:val="24"/>
+          <w:szCs w:val="24"/>
+        </w:rPr>
+        <w:t>.</w:t>
       </w:r>
     </w:p>
     <w:p>
@@ -851,7 +839,15 @@
           <w:sz w:val="24"/>
           <w:szCs w:val="24"/>
         </w:rPr>
-        <w:t xml:space="preserve"> should show that the 2017 race with a flow rate of 2649 m</w:t>
+        <w:t xml:space="preserve"> should show that the 2017 race with a flow rate of 2649 </w:t>
+      </w:r>
+      <w:r>
+        <w:rPr>
+          <w:rFonts w:ascii="Calibri" w:eastAsia="Calibri" w:hAnsi="Calibri" w:cs="Calibri"/>
+          <w:sz w:val="24"/>
+          <w:szCs w:val="24"/>
+        </w:rPr>
+        <w:t>ft</w:t>
       </w:r>
       <w:r>
         <w:rPr>

--- a/canoeing/raisin_river_regression/RaisinRiver_Module_Worksheet.docx
+++ b/canoeing/raisin_river_regression/RaisinRiver_Module_Worksheet.docx
@@ -1,25 +1,36 @@
 
 <file path=word/document.xml><?xml version="1.0" encoding="utf-8"?>
-<w:document xmlns:wpc="http://schemas.microsoft.com/office/word/2010/wordprocessingCanvas" xmlns:cx="http://schemas.microsoft.com/office/drawing/2014/chartex" xmlns:cx1="http://schemas.microsoft.com/office/drawing/2015/9/8/chartex" xmlns:mc="http://schemas.openxmlformats.org/markup-compatibility/2006" xmlns:o="urn:schemas-microsoft-com:office:office" xmlns:r="http://schemas.openxmlformats.org/officeDocument/2006/relationships" xmlns:m="http://schemas.openxmlformats.org/officeDocument/2006/math" xmlns:v="urn:schemas-microsoft-com:vml" xmlns:wp14="http://schemas.microsoft.com/office/word/2010/wordprocessingDrawing" xmlns:wp="http://schemas.openxmlformats.org/drawingml/2006/wordprocessingDrawing" xmlns:w10="urn:schemas-microsoft-com:office:word" xmlns:w="http://schemas.openxmlformats.org/wordprocessingml/2006/main" xmlns:w14="http://schemas.microsoft.com/office/word/2010/wordml" xmlns:w15="http://schemas.microsoft.com/office/word/2012/wordml" xmlns:w16se="http://schemas.microsoft.com/office/word/2015/wordml/symex" xmlns:wpg="http://schemas.microsoft.com/office/word/2010/wordprocessingGroup" xmlns:wpi="http://schemas.microsoft.com/office/word/2010/wordprocessingInk" xmlns:wne="http://schemas.microsoft.com/office/word/2006/wordml" xmlns:wps="http://schemas.microsoft.com/office/word/2010/wordprocessingShape" mc:Ignorable="w14 w15 w16se wp14">
+<w:document xmlns:wpc="http://schemas.microsoft.com/office/word/2010/wordprocessingCanvas" xmlns:cx="http://schemas.microsoft.com/office/drawing/2014/chartex" xmlns:cx1="http://schemas.microsoft.com/office/drawing/2015/9/8/chartex" xmlns:cx2="http://schemas.microsoft.com/office/drawing/2015/10/21/chartex" xmlns:cx3="http://schemas.microsoft.com/office/drawing/2016/5/9/chartex" xmlns:cx4="http://schemas.microsoft.com/office/drawing/2016/5/10/chartex" xmlns:cx5="http://schemas.microsoft.com/office/drawing/2016/5/11/chartex" xmlns:cx6="http://schemas.microsoft.com/office/drawing/2016/5/12/chartex" xmlns:cx7="http://schemas.microsoft.com/office/drawing/2016/5/13/chartex" xmlns:cx8="http://schemas.microsoft.com/office/drawing/2016/5/14/chartex" xmlns:mc="http://schemas.openxmlformats.org/markup-compatibility/2006" xmlns:aink="http://schemas.microsoft.com/office/drawing/2016/ink" xmlns:am3d="http://schemas.microsoft.com/office/drawing/2017/model3d" xmlns:o="urn:schemas-microsoft-com:office:office" xmlns:oel="http://schemas.microsoft.com/office/2019/extlst" xmlns:r="http://schemas.openxmlformats.org/officeDocument/2006/relationships" xmlns:m="http://schemas.openxmlformats.org/officeDocument/2006/math" xmlns:v="urn:schemas-microsoft-com:vml" xmlns:wp14="http://schemas.microsoft.com/office/word/2010/wordprocessingDrawing" xmlns:wp="http://schemas.openxmlformats.org/drawingml/2006/wordprocessingDrawing" xmlns:w10="urn:schemas-microsoft-com:office:word" xmlns:w="http://schemas.openxmlformats.org/wordprocessingml/2006/main" xmlns:w14="http://schemas.microsoft.com/office/word/2010/wordml" xmlns:w15="http://schemas.microsoft.com/office/word/2012/wordml" xmlns:w16cex="http://schemas.microsoft.com/office/word/2018/wordml/cex" xmlns:w16cid="http://schemas.microsoft.com/office/word/2016/wordml/cid" xmlns:w16="http://schemas.microsoft.com/office/word/2018/wordml" xmlns:w16du="http://schemas.microsoft.com/office/word/2023/wordml/word16du" xmlns:w16sdtdh="http://schemas.microsoft.com/office/word/2020/wordml/sdtdatahash" xmlns:w16sdtfl="http://schemas.microsoft.com/office/word/2024/wordml/sdtformatlock" xmlns:w16se="http://schemas.microsoft.com/office/word/2015/wordml/symex" xmlns:wpg="http://schemas.microsoft.com/office/word/2010/wordprocessingGroup" xmlns:wpi="http://schemas.microsoft.com/office/word/2010/wordprocessingInk" xmlns:wne="http://schemas.microsoft.com/office/word/2006/wordml" xmlns:wps="http://schemas.microsoft.com/office/word/2010/wordprocessingShape" mc:Ignorable="w14 w15 w16se w16cid w16 w16cex w16sdtdh w16sdtfl w16du wp14">
   <w:body>
     <w:p>
       <w:pPr>
         <w:jc w:val="center"/>
-        <w:rPr>
-          <w:rFonts w:ascii="Calibri" w:eastAsia="Calibri" w:hAnsi="Calibri" w:cs="Calibri"/>
-          <w:sz w:val="26"/>
-          <w:szCs w:val="26"/>
-        </w:rPr>
-      </w:pPr>
-      <w:r>
         <w:rPr>
           <w:rFonts w:ascii="Calibri" w:eastAsia="Calibri" w:hAnsi="Calibri" w:cs="Calibri"/>
           <w:b/>
           <w:sz w:val="26"/>
           <w:szCs w:val="26"/>
         </w:rPr>
+      </w:pPr>
+      <w:r>
+        <w:rPr>
+          <w:rFonts w:ascii="Calibri" w:eastAsia="Calibri" w:hAnsi="Calibri" w:cs="Calibri"/>
+          <w:b/>
+          <w:sz w:val="26"/>
+          <w:szCs w:val="26"/>
+        </w:rPr>
         <w:t>The Impact of Outliers: The Raisin River Canoe Race</w:t>
       </w:r>
+    </w:p>
+    <w:p>
+      <w:pPr>
+        <w:jc w:val="center"/>
+        <w:rPr>
+          <w:rFonts w:ascii="Calibri" w:eastAsia="Calibri" w:hAnsi="Calibri" w:cs="Calibri"/>
+          <w:sz w:val="26"/>
+          <w:szCs w:val="26"/>
+        </w:rPr>
+      </w:pPr>
     </w:p>
     <w:p>
       <w:pPr>
@@ -44,7 +55,7 @@
           <w:lang w:val="en-US"/>
         </w:rPr>
         <w:drawing>
-          <wp:anchor distT="57150" distB="57150" distL="57150" distR="57150" simplePos="0" relativeHeight="251658240" behindDoc="0" locked="0" layoutInCell="1" hidden="0" allowOverlap="1">
+          <wp:anchor distT="57150" distB="57150" distL="57150" distR="57150" simplePos="0" relativeHeight="251658240" behindDoc="0" locked="0" layoutInCell="1" hidden="0" allowOverlap="1" wp14:anchorId="6DC0FD42" wp14:editId="1FC0CDB5">
             <wp:simplePos x="0" y="0"/>
             <wp:positionH relativeFrom="column">
               <wp:posOffset>2981325</wp:posOffset>
@@ -133,13 +144,190 @@
           <w:szCs w:val="24"/>
         </w:rPr>
       </w:pPr>
-      <w:r>
-        <w:rPr>
-          <w:rFonts w:ascii="Calibri" w:eastAsia="Calibri" w:hAnsi="Calibri" w:cs="Calibri"/>
-          <w:sz w:val="24"/>
-          <w:szCs w:val="24"/>
-        </w:rPr>
-        <w:t>This data set contains flow measurements (indicative of water level) in ft</w:t>
+    </w:p>
+    <w:p>
+      <w:pPr>
+        <w:ind w:firstLine="720"/>
+        <w:rPr>
+          <w:rFonts w:ascii="Calibri" w:eastAsia="Calibri" w:hAnsi="Calibri" w:cs="Calibri"/>
+          <w:sz w:val="24"/>
+          <w:szCs w:val="24"/>
+        </w:rPr>
+      </w:pPr>
+      <w:r>
+        <w:rPr>
+          <w:rFonts w:ascii="Calibri" w:eastAsia="Calibri" w:hAnsi="Calibri" w:cs="Calibri"/>
+          <w:sz w:val="24"/>
+          <w:szCs w:val="24"/>
+        </w:rPr>
+        <w:t>Th</w:t>
+      </w:r>
+      <w:r>
+        <w:rPr>
+          <w:rFonts w:ascii="Calibri" w:eastAsia="Calibri" w:hAnsi="Calibri" w:cs="Calibri"/>
+          <w:sz w:val="24"/>
+          <w:szCs w:val="24"/>
+        </w:rPr>
+        <w:t>e</w:t>
+      </w:r>
+      <w:r>
+        <w:rPr>
+          <w:rFonts w:ascii="Calibri" w:eastAsia="Calibri" w:hAnsi="Calibri" w:cs="Calibri"/>
+          <w:sz w:val="24"/>
+          <w:szCs w:val="24"/>
+        </w:rPr>
+        <w:t xml:space="preserve"> dataset </w:t>
+      </w:r>
+      <w:r>
+        <w:rPr>
+          <w:rFonts w:ascii="Calibri" w:eastAsia="Calibri" w:hAnsi="Calibri" w:cs="Calibri"/>
+          <w:b/>
+          <w:bCs/>
+          <w:sz w:val="24"/>
+          <w:szCs w:val="24"/>
+        </w:rPr>
+        <w:t>raisin_riverDNF.csv</w:t>
+      </w:r>
+      <w:r>
+        <w:rPr>
+          <w:rFonts w:ascii="Calibri" w:eastAsia="Calibri" w:hAnsi="Calibri" w:cs="Calibri"/>
+          <w:sz w:val="24"/>
+          <w:szCs w:val="24"/>
+        </w:rPr>
+        <w:t xml:space="preserve"> contains information on three variables for the Rasin River race for 9 years between 2015 and 2025 (excluding 2020 and 2021, when the race didn't run, and 2019, which has incomplete data).</w:t>
+      </w:r>
+    </w:p>
+    <w:p>
+      <w:pPr>
+        <w:ind w:firstLine="720"/>
+        <w:rPr>
+          <w:rFonts w:ascii="Calibri" w:eastAsia="Calibri" w:hAnsi="Calibri" w:cs="Calibri"/>
+          <w:sz w:val="24"/>
+          <w:szCs w:val="24"/>
+        </w:rPr>
+      </w:pPr>
+    </w:p>
+    <w:p>
+      <w:pPr>
+        <w:tabs>
+          <w:tab w:val="left" w:pos="2160"/>
+        </w:tabs>
+        <w:ind w:firstLine="720"/>
+        <w:rPr>
+          <w:rFonts w:ascii="Calibri" w:eastAsia="Calibri" w:hAnsi="Calibri" w:cs="Calibri"/>
+          <w:sz w:val="24"/>
+          <w:szCs w:val="24"/>
+        </w:rPr>
+      </w:pPr>
+      <w:proofErr w:type="gramStart"/>
+      <w:r>
+        <w:rPr>
+          <w:rFonts w:ascii="Calibri" w:eastAsia="Calibri" w:hAnsi="Calibri" w:cs="Calibri"/>
+          <w:i/>
+          <w:iCs/>
+          <w:sz w:val="24"/>
+          <w:szCs w:val="24"/>
+        </w:rPr>
+        <w:t>year</w:t>
+      </w:r>
+      <w:r>
+        <w:rPr>
+          <w:rFonts w:ascii="Calibri" w:eastAsia="Calibri" w:hAnsi="Calibri" w:cs="Calibri"/>
+          <w:sz w:val="24"/>
+          <w:szCs w:val="24"/>
+        </w:rPr>
+        <w:tab/>
+        <w:t>Year</w:t>
+      </w:r>
+      <w:proofErr w:type="gramEnd"/>
+      <w:r>
+        <w:rPr>
+          <w:rFonts w:ascii="Calibri" w:eastAsia="Calibri" w:hAnsi="Calibri" w:cs="Calibri"/>
+          <w:sz w:val="24"/>
+          <w:szCs w:val="24"/>
+        </w:rPr>
+        <w:t xml:space="preserve"> of the Raisin River Race</w:t>
+      </w:r>
+    </w:p>
+    <w:p>
+      <w:pPr>
+        <w:tabs>
+          <w:tab w:val="left" w:pos="2160"/>
+        </w:tabs>
+        <w:ind w:firstLine="720"/>
+        <w:rPr>
+          <w:rFonts w:ascii="Calibri" w:eastAsia="Calibri" w:hAnsi="Calibri" w:cs="Calibri"/>
+          <w:sz w:val="24"/>
+          <w:szCs w:val="24"/>
+        </w:rPr>
+      </w:pPr>
+      <w:proofErr w:type="spellStart"/>
+      <w:r>
+        <w:rPr>
+          <w:rFonts w:ascii="Calibri" w:eastAsia="Calibri" w:hAnsi="Calibri" w:cs="Calibri"/>
+          <w:i/>
+          <w:iCs/>
+          <w:sz w:val="24"/>
+          <w:szCs w:val="24"/>
+        </w:rPr>
+        <w:t>prop_DNF</w:t>
+      </w:r>
+      <w:proofErr w:type="spellEnd"/>
+      <w:r>
+        <w:rPr>
+          <w:rFonts w:ascii="Calibri" w:eastAsia="Calibri" w:hAnsi="Calibri" w:cs="Calibri"/>
+          <w:sz w:val="24"/>
+          <w:szCs w:val="24"/>
+        </w:rPr>
+        <w:tab/>
+        <w:t>Proportion of boats that did not finish (DNF) the race</w:t>
+      </w:r>
+    </w:p>
+    <w:p>
+      <w:pPr>
+        <w:tabs>
+          <w:tab w:val="left" w:pos="2160"/>
+        </w:tabs>
+        <w:ind w:firstLine="720"/>
+        <w:rPr>
+          <w:rFonts w:ascii="Calibri" w:eastAsia="Calibri" w:hAnsi="Calibri" w:cs="Calibri"/>
+          <w:sz w:val="24"/>
+          <w:szCs w:val="24"/>
+        </w:rPr>
+      </w:pPr>
+      <w:r>
+        <w:rPr>
+          <w:rFonts w:ascii="Calibri" w:eastAsia="Calibri" w:hAnsi="Calibri" w:cs="Calibri"/>
+          <w:i/>
+          <w:iCs/>
+          <w:sz w:val="24"/>
+          <w:szCs w:val="24"/>
+        </w:rPr>
+        <w:t>flow</w:t>
+      </w:r>
+      <w:r>
+        <w:rPr>
+          <w:rFonts w:ascii="Calibri" w:eastAsia="Calibri" w:hAnsi="Calibri" w:cs="Calibri"/>
+          <w:sz w:val="24"/>
+          <w:szCs w:val="24"/>
+        </w:rPr>
+        <w:tab/>
+      </w:r>
+      <w:r>
+        <w:rPr>
+          <w:rFonts w:ascii="Calibri" w:eastAsia="Calibri" w:hAnsi="Calibri" w:cs="Calibri"/>
+          <w:sz w:val="24"/>
+          <w:szCs w:val="24"/>
+        </w:rPr>
+        <w:t>F</w:t>
+      </w:r>
+      <w:r>
+        <w:rPr>
+          <w:rFonts w:ascii="Calibri" w:eastAsia="Calibri" w:hAnsi="Calibri" w:cs="Calibri"/>
+          <w:sz w:val="24"/>
+          <w:szCs w:val="24"/>
+        </w:rPr>
+        <w:t>low measurement (indicative of water level) in ft</w:t>
       </w:r>
       <w:r>
         <w:rPr>
@@ -156,19 +344,50 @@
           <w:sz w:val="24"/>
           <w:szCs w:val="24"/>
         </w:rPr>
-        <w:t>/sec and the proportion of DNFs (# of DNFs/total participants) from the Raisin River Race from 2005-2025 (excluding 2020 and 2021, when the race didn't run, and 2019, which has incomplete data).</w:t>
-      </w:r>
-    </w:p>
-    <w:p>
-      <w:pPr>
-        <w:rPr>
-          <w:rFonts w:ascii="Calibri" w:eastAsia="Calibri" w:hAnsi="Calibri" w:cs="Calibri"/>
-          <w:sz w:val="24"/>
-          <w:szCs w:val="24"/>
-        </w:rPr>
-      </w:pPr>
-      <w:r>
-        <w:pict>
+        <w:t>/sec</w:t>
+      </w:r>
+    </w:p>
+    <w:p>
+      <w:pPr>
+        <w:tabs>
+          <w:tab w:val="left" w:pos="2160"/>
+        </w:tabs>
+        <w:ind w:firstLine="720"/>
+        <w:rPr>
+          <w:rFonts w:ascii="Calibri" w:eastAsia="Calibri" w:hAnsi="Calibri" w:cs="Calibri"/>
+          <w:sz w:val="24"/>
+          <w:szCs w:val="24"/>
+        </w:rPr>
+      </w:pPr>
+    </w:p>
+    <w:p>
+      <w:pPr>
+        <w:rPr>
+          <w:rFonts w:ascii="Calibri" w:eastAsia="Calibri" w:hAnsi="Calibri" w:cs="Calibri"/>
+          <w:sz w:val="24"/>
+          <w:szCs w:val="24"/>
+        </w:rPr>
+      </w:pPr>
+      <w:r>
+        <w:rPr>
+          <w:rFonts w:ascii="Calibri" w:eastAsia="Calibri" w:hAnsi="Calibri" w:cs="Calibri"/>
+          <w:sz w:val="24"/>
+          <w:szCs w:val="24"/>
+        </w:rPr>
+        <w:br w:type="page"/>
+      </w:r>
+    </w:p>
+    <w:p>
+      <w:pPr>
+        <w:rPr>
+          <w:rFonts w:ascii="Calibri" w:eastAsia="Calibri" w:hAnsi="Calibri" w:cs="Calibri"/>
+          <w:sz w:val="24"/>
+          <w:szCs w:val="24"/>
+        </w:rPr>
+      </w:pPr>
+      <w:r>
+        <w:lastRenderedPageBreak/>
+        <w:pict w14:anchorId="42A04EA1">
           <v:rect id="_x0000_i1025" style="width:0;height:1.5pt" o:hralign="center" o:hrstd="t" o:hr="t" fillcolor="#a0a0a0" stroked="f"/>
         </w:pict>
       </w:r>
@@ -198,19 +417,52 @@
           <w:ilvl w:val="0"/>
           <w:numId w:val="2"/>
         </w:numPr>
-        <w:rPr>
-          <w:rFonts w:ascii="Calibri" w:eastAsia="Calibri" w:hAnsi="Calibri" w:cs="Calibri"/>
-          <w:sz w:val="24"/>
-          <w:szCs w:val="24"/>
-        </w:rPr>
-      </w:pPr>
-      <w:r>
-        <w:rPr>
-          <w:rFonts w:ascii="Calibri" w:eastAsia="Calibri" w:hAnsi="Calibri" w:cs="Calibri"/>
-          <w:sz w:val="24"/>
-          <w:szCs w:val="24"/>
-        </w:rPr>
-        <w:t>Graph a scatterplot that shows flow rate as a predictor for proportion of DNF</w:t>
+        <w:spacing w:before="120" w:after="120"/>
+        <w:rPr>
+          <w:rFonts w:ascii="Calibri" w:eastAsia="Calibri" w:hAnsi="Calibri" w:cs="Calibri"/>
+          <w:sz w:val="24"/>
+          <w:szCs w:val="24"/>
+        </w:rPr>
+      </w:pPr>
+      <w:r>
+        <w:rPr>
+          <w:rFonts w:ascii="Calibri" w:eastAsia="Calibri" w:hAnsi="Calibri" w:cs="Calibri"/>
+          <w:sz w:val="24"/>
+          <w:szCs w:val="24"/>
+        </w:rPr>
+        <w:t xml:space="preserve">Create </w:t>
+      </w:r>
+      <w:r>
+        <w:rPr>
+          <w:rFonts w:ascii="Calibri" w:eastAsia="Calibri" w:hAnsi="Calibri" w:cs="Calibri"/>
+          <w:sz w:val="24"/>
+          <w:szCs w:val="24"/>
+        </w:rPr>
+        <w:t xml:space="preserve">a scatterplot </w:t>
+      </w:r>
+      <w:r>
+        <w:rPr>
+          <w:rFonts w:ascii="Calibri" w:eastAsia="Calibri" w:hAnsi="Calibri" w:cs="Calibri"/>
+          <w:sz w:val="24"/>
+          <w:szCs w:val="24"/>
+        </w:rPr>
+        <w:t xml:space="preserve">with regression line </w:t>
+      </w:r>
+      <w:r>
+        <w:rPr>
+          <w:rFonts w:ascii="Calibri" w:eastAsia="Calibri" w:hAnsi="Calibri" w:cs="Calibri"/>
+          <w:sz w:val="24"/>
+          <w:szCs w:val="24"/>
+        </w:rPr>
+        <w:t>that shows flow rate as a predictor for proportion of DNF</w:t>
+      </w:r>
+      <w:r>
+        <w:rPr>
+          <w:rFonts w:ascii="Calibri" w:eastAsia="Calibri" w:hAnsi="Calibri" w:cs="Calibri"/>
+          <w:sz w:val="24"/>
+          <w:szCs w:val="24"/>
+        </w:rPr>
+        <w:t>.</w:t>
       </w:r>
     </w:p>
     <w:p>
@@ -232,90 +484,162 @@
           <w:sz w:val="24"/>
           <w:szCs w:val="24"/>
         </w:rPr>
-        <w:t>Fit a model using flow rate as a predictor for proportion of DNF and meaningfully interpret the slope coefficient.</w:t>
+        <w:t>Assess the fitted model</w:t>
+      </w:r>
+      <w:r>
+        <w:rPr>
+          <w:rFonts w:ascii="Calibri" w:eastAsia="Calibri" w:hAnsi="Calibri" w:cs="Calibri"/>
+          <w:sz w:val="24"/>
+          <w:szCs w:val="24"/>
+        </w:rPr>
+        <w:t>.</w:t>
       </w:r>
     </w:p>
     <w:p>
       <w:pPr>
         <w:numPr>
-          <w:ilvl w:val="0"/>
-          <w:numId w:val="1"/>
+          <w:ilvl w:val="1"/>
+          <w:numId w:val="2"/>
         </w:numPr>
-        <w:rPr>
-          <w:rFonts w:ascii="Calibri" w:eastAsia="Calibri" w:hAnsi="Calibri" w:cs="Calibri"/>
-          <w:sz w:val="24"/>
-          <w:szCs w:val="24"/>
-        </w:rPr>
-      </w:pPr>
-      <w:r>
-        <w:rPr>
-          <w:rFonts w:ascii="Calibri" w:eastAsia="Calibri" w:hAnsi="Calibri" w:cs="Calibri"/>
-          <w:sz w:val="24"/>
-          <w:szCs w:val="24"/>
-        </w:rPr>
-        <w:t>The model has a negative coefficient for flow's impact on DNF proportion. Does this make sense with what you saw on the graph from question 1?</w:t>
+        <w:spacing w:after="200"/>
+        <w:rPr>
+          <w:rFonts w:ascii="Calibri" w:eastAsia="Calibri" w:hAnsi="Calibri" w:cs="Calibri"/>
+          <w:sz w:val="24"/>
+          <w:szCs w:val="24"/>
+        </w:rPr>
+      </w:pPr>
+      <w:r>
+        <w:rPr>
+          <w:rFonts w:ascii="Calibri" w:eastAsia="Calibri" w:hAnsi="Calibri" w:cs="Calibri"/>
+          <w:sz w:val="24"/>
+          <w:szCs w:val="24"/>
+        </w:rPr>
+        <w:t>I</w:t>
+      </w:r>
+      <w:r>
+        <w:rPr>
+          <w:rFonts w:ascii="Calibri" w:eastAsia="Calibri" w:hAnsi="Calibri" w:cs="Calibri"/>
+          <w:sz w:val="24"/>
+          <w:szCs w:val="24"/>
+        </w:rPr>
+        <w:t xml:space="preserve">nterpret the </w:t>
+      </w:r>
+      <w:r>
+        <w:rPr>
+          <w:rFonts w:ascii="Calibri" w:eastAsia="Calibri" w:hAnsi="Calibri" w:cs="Calibri"/>
+          <w:sz w:val="24"/>
+          <w:szCs w:val="24"/>
+        </w:rPr>
+        <w:t xml:space="preserve">value of the </w:t>
+      </w:r>
+      <w:r>
+        <w:rPr>
+          <w:rFonts w:ascii="Calibri" w:eastAsia="Calibri" w:hAnsi="Calibri" w:cs="Calibri"/>
+          <w:sz w:val="24"/>
+          <w:szCs w:val="24"/>
+        </w:rPr>
+        <w:t>slope coefficient</w:t>
+      </w:r>
+      <w:r>
+        <w:rPr>
+          <w:rFonts w:ascii="Calibri" w:eastAsia="Calibri" w:hAnsi="Calibri" w:cs="Calibri"/>
+          <w:sz w:val="24"/>
+          <w:szCs w:val="24"/>
+        </w:rPr>
+        <w:t xml:space="preserve"> of flow  in context</w:t>
+      </w:r>
+      <w:r>
+        <w:rPr>
+          <w:rFonts w:ascii="Calibri" w:eastAsia="Calibri" w:hAnsi="Calibri" w:cs="Calibri"/>
+          <w:sz w:val="24"/>
+          <w:szCs w:val="24"/>
+        </w:rPr>
+        <w:t>.</w:t>
       </w:r>
     </w:p>
     <w:p>
       <w:pPr>
         <w:numPr>
-          <w:ilvl w:val="0"/>
-          <w:numId w:val="1"/>
+          <w:ilvl w:val="1"/>
+          <w:numId w:val="2"/>
         </w:numPr>
-        <w:rPr>
-          <w:rFonts w:ascii="Calibri" w:eastAsia="Calibri" w:hAnsi="Calibri" w:cs="Calibri"/>
-          <w:sz w:val="24"/>
-          <w:szCs w:val="24"/>
-        </w:rPr>
-      </w:pPr>
-      <w:r>
-        <w:rPr>
-          <w:rFonts w:ascii="Calibri" w:eastAsia="Calibri" w:hAnsi="Calibri" w:cs="Calibri"/>
-          <w:sz w:val="24"/>
-          <w:szCs w:val="24"/>
-        </w:rPr>
-        <w:t>Note the p-value for the flow coefficient. Is it significant?</w:t>
-      </w:r>
-    </w:p>
-    <w:p>
-      <w:pPr>
-        <w:rPr>
-          <w:rFonts w:ascii="Calibri" w:eastAsia="Calibri" w:hAnsi="Calibri" w:cs="Calibri"/>
-          <w:sz w:val="24"/>
-          <w:szCs w:val="24"/>
-        </w:rPr>
-      </w:pPr>
+        <w:spacing w:after="200"/>
+        <w:rPr>
+          <w:rFonts w:ascii="Calibri" w:eastAsia="Calibri" w:hAnsi="Calibri" w:cs="Calibri"/>
+          <w:sz w:val="24"/>
+          <w:szCs w:val="24"/>
+        </w:rPr>
+      </w:pPr>
+      <w:r>
+        <w:rPr>
+          <w:rFonts w:ascii="Calibri" w:eastAsia="Calibri" w:hAnsi="Calibri" w:cs="Calibri"/>
+          <w:sz w:val="24"/>
+          <w:szCs w:val="24"/>
+        </w:rPr>
+        <w:t>What does the</w:t>
+      </w:r>
+      <w:r>
+        <w:rPr>
+          <w:rFonts w:ascii="Calibri" w:eastAsia="Calibri" w:hAnsi="Calibri" w:cs="Calibri"/>
+          <w:sz w:val="24"/>
+          <w:szCs w:val="24"/>
+        </w:rPr>
+        <w:t xml:space="preserve"> p-value for </w:t>
+      </w:r>
+      <w:r>
+        <w:rPr>
+          <w:rFonts w:ascii="Calibri" w:eastAsia="Calibri" w:hAnsi="Calibri" w:cs="Calibri"/>
+          <w:sz w:val="24"/>
+          <w:szCs w:val="24"/>
+        </w:rPr>
+        <w:t>that</w:t>
+      </w:r>
+      <w:r>
+        <w:rPr>
+          <w:rFonts w:ascii="Calibri" w:eastAsia="Calibri" w:hAnsi="Calibri" w:cs="Calibri"/>
+          <w:sz w:val="24"/>
+          <w:szCs w:val="24"/>
+        </w:rPr>
+        <w:t xml:space="preserve"> coefficient</w:t>
+      </w:r>
+      <w:r>
+        <w:rPr>
+          <w:rFonts w:ascii="Calibri" w:eastAsia="Calibri" w:hAnsi="Calibri" w:cs="Calibri"/>
+          <w:sz w:val="24"/>
+          <w:szCs w:val="24"/>
+        </w:rPr>
+        <w:t xml:space="preserve"> indicate about the relationship between flow rate and proportion of DNF?</w:t>
+      </w:r>
     </w:p>
     <w:p>
       <w:pPr>
         <w:numPr>
-          <w:ilvl w:val="0"/>
-          <w:numId w:val="1"/>
+          <w:ilvl w:val="1"/>
+          <w:numId w:val="2"/>
         </w:numPr>
-        <w:rPr>
-          <w:rFonts w:ascii="Calibri" w:eastAsia="Calibri" w:hAnsi="Calibri" w:cs="Calibri"/>
-          <w:sz w:val="24"/>
-          <w:szCs w:val="24"/>
-        </w:rPr>
-      </w:pPr>
-      <w:r>
-        <w:rPr>
-          <w:rFonts w:ascii="Calibri" w:eastAsia="Calibri" w:hAnsi="Calibri" w:cs="Calibri"/>
-          <w:sz w:val="24"/>
-          <w:szCs w:val="24"/>
-        </w:rPr>
-        <w:lastRenderedPageBreak/>
+        <w:spacing w:after="200"/>
+        <w:rPr>
+          <w:rFonts w:ascii="Calibri" w:eastAsia="Calibri" w:hAnsi="Calibri" w:cs="Calibri"/>
+          <w:sz w:val="24"/>
+          <w:szCs w:val="24"/>
+        </w:rPr>
+      </w:pPr>
+      <w:r>
+        <w:rPr>
+          <w:rFonts w:ascii="Calibri" w:eastAsia="Calibri" w:hAnsi="Calibri" w:cs="Calibri"/>
+          <w:sz w:val="24"/>
+          <w:szCs w:val="24"/>
+        </w:rPr>
         <w:t>Comment on the appropriateness of the model</w:t>
       </w:r>
-    </w:p>
-    <w:p>
-      <w:pPr>
-        <w:rPr>
-          <w:rFonts w:ascii="Calibri" w:eastAsia="Calibri" w:hAnsi="Calibri" w:cs="Calibri"/>
-          <w:sz w:val="24"/>
-          <w:szCs w:val="24"/>
-        </w:rPr>
-      </w:pPr>
+      <w:r>
+        <w:rPr>
+          <w:rFonts w:ascii="Calibri" w:eastAsia="Calibri" w:hAnsi="Calibri" w:cs="Calibri"/>
+          <w:sz w:val="24"/>
+          <w:szCs w:val="24"/>
+        </w:rPr>
+        <w:t>.</w:t>
+      </w:r>
     </w:p>
     <w:p>
       <w:pPr>
@@ -333,7 +657,36 @@
           <w:szCs w:val="26"/>
           <w:u w:val="single"/>
         </w:rPr>
-        <w:t>Investigate influential observations</w:t>
+        <w:t xml:space="preserve">Investigate </w:t>
+      </w:r>
+      <w:proofErr w:type="spellStart"/>
+      <w:r>
+        <w:rPr>
+          <w:rFonts w:ascii="Calibri" w:eastAsia="Calibri" w:hAnsi="Calibri" w:cs="Calibri"/>
+          <w:sz w:val="26"/>
+          <w:szCs w:val="26"/>
+          <w:u w:val="single"/>
+        </w:rPr>
+        <w:t>unsual</w:t>
+      </w:r>
+      <w:proofErr w:type="spellEnd"/>
+      <w:r>
+        <w:rPr>
+          <w:rFonts w:ascii="Calibri" w:eastAsia="Calibri" w:hAnsi="Calibri" w:cs="Calibri"/>
+          <w:sz w:val="26"/>
+          <w:szCs w:val="26"/>
+          <w:u w:val="single"/>
+        </w:rPr>
+        <w:t>/</w:t>
+      </w:r>
+      <w:r>
+        <w:rPr>
+          <w:rFonts w:ascii="Calibri" w:eastAsia="Calibri" w:hAnsi="Calibri" w:cs="Calibri"/>
+          <w:sz w:val="26"/>
+          <w:szCs w:val="26"/>
+          <w:u w:val="single"/>
+        </w:rPr>
+        <w:t>influential observations</w:t>
       </w:r>
     </w:p>
     <w:p>
@@ -343,19 +696,85 @@
           <w:ilvl w:val="0"/>
           <w:numId w:val="2"/>
         </w:numPr>
-        <w:rPr>
-          <w:rFonts w:ascii="Calibri" w:eastAsia="Calibri" w:hAnsi="Calibri" w:cs="Calibri"/>
-          <w:sz w:val="24"/>
-          <w:szCs w:val="24"/>
-        </w:rPr>
-      </w:pPr>
-      <w:r>
-        <w:rPr>
-          <w:rFonts w:ascii="Calibri" w:eastAsia="Calibri" w:hAnsi="Calibri" w:cs="Calibri"/>
-          <w:sz w:val="24"/>
-          <w:szCs w:val="24"/>
-        </w:rPr>
-        <w:t>Do any observations have unusual leverage? standardized residual? influence?</w:t>
+        <w:spacing w:before="120" w:after="120"/>
+        <w:contextualSpacing w:val="0"/>
+        <w:rPr>
+          <w:rFonts w:ascii="Calibri" w:eastAsia="Calibri" w:hAnsi="Calibri" w:cs="Calibri"/>
+          <w:sz w:val="24"/>
+          <w:szCs w:val="24"/>
+        </w:rPr>
+      </w:pPr>
+      <w:r>
+        <w:rPr>
+          <w:rFonts w:ascii="Calibri" w:eastAsia="Calibri" w:hAnsi="Calibri" w:cs="Calibri"/>
+          <w:sz w:val="24"/>
+          <w:szCs w:val="24"/>
+        </w:rPr>
+        <w:t>Identify</w:t>
+      </w:r>
+      <w:r>
+        <w:rPr>
+          <w:rFonts w:ascii="Calibri" w:eastAsia="Calibri" w:hAnsi="Calibri" w:cs="Calibri"/>
+          <w:sz w:val="24"/>
+          <w:szCs w:val="24"/>
+        </w:rPr>
+        <w:t xml:space="preserve"> any observations</w:t>
+      </w:r>
+      <w:r>
+        <w:rPr>
+          <w:rFonts w:ascii="Calibri" w:eastAsia="Calibri" w:hAnsi="Calibri" w:cs="Calibri"/>
+          <w:sz w:val="24"/>
+          <w:szCs w:val="24"/>
+        </w:rPr>
+        <w:t xml:space="preserve"> that </w:t>
+      </w:r>
+      <w:r>
+        <w:rPr>
+          <w:rFonts w:ascii="Calibri" w:eastAsia="Calibri" w:hAnsi="Calibri" w:cs="Calibri"/>
+          <w:sz w:val="24"/>
+          <w:szCs w:val="24"/>
+        </w:rPr>
+        <w:t>have unusual leverage</w:t>
+      </w:r>
+      <w:r>
+        <w:rPr>
+          <w:rFonts w:ascii="Calibri" w:eastAsia="Calibri" w:hAnsi="Calibri" w:cs="Calibri"/>
+          <w:sz w:val="24"/>
+          <w:szCs w:val="24"/>
+        </w:rPr>
+        <w:t>,</w:t>
+      </w:r>
+      <w:r>
+        <w:rPr>
+          <w:rFonts w:ascii="Calibri" w:eastAsia="Calibri" w:hAnsi="Calibri" w:cs="Calibri"/>
+          <w:sz w:val="24"/>
+          <w:szCs w:val="24"/>
+        </w:rPr>
+        <w:t xml:space="preserve"> standardized residual</w:t>
+      </w:r>
+      <w:r>
+        <w:rPr>
+          <w:rFonts w:ascii="Calibri" w:eastAsia="Calibri" w:hAnsi="Calibri" w:cs="Calibri"/>
+          <w:sz w:val="24"/>
+          <w:szCs w:val="24"/>
+        </w:rPr>
+        <w:t>s, or</w:t>
+      </w:r>
+      <w:r>
+        <w:rPr>
+          <w:rFonts w:ascii="Calibri" w:eastAsia="Calibri" w:hAnsi="Calibri" w:cs="Calibri"/>
+          <w:sz w:val="24"/>
+          <w:szCs w:val="24"/>
+        </w:rPr>
+        <w:t xml:space="preserve"> influence</w:t>
+      </w:r>
+      <w:r>
+        <w:rPr>
+          <w:rFonts w:ascii="Calibri" w:eastAsia="Calibri" w:hAnsi="Calibri" w:cs="Calibri"/>
+          <w:sz w:val="24"/>
+          <w:szCs w:val="24"/>
+        </w:rPr>
+        <w:t>.</w:t>
       </w:r>
     </w:p>
     <w:p>
@@ -385,6 +804,141 @@
         </w:rPr>
         <w:t>Consider the outlier</w:t>
       </w:r>
+    </w:p>
+    <w:p>
+      <w:pPr>
+        <w:pStyle w:val="ListParagraph"/>
+        <w:spacing w:before="120" w:after="120"/>
+        <w:ind w:left="0"/>
+        <w:contextualSpacing w:val="0"/>
+        <w:rPr>
+          <w:rFonts w:ascii="Calibri" w:eastAsia="Calibri" w:hAnsi="Calibri" w:cs="Calibri"/>
+          <w:sz w:val="24"/>
+          <w:szCs w:val="24"/>
+        </w:rPr>
+      </w:pPr>
+      <w:r>
+        <w:rPr>
+          <w:rFonts w:ascii="Calibri" w:eastAsia="Calibri" w:hAnsi="Calibri" w:cs="Calibri"/>
+          <w:sz w:val="24"/>
+          <w:szCs w:val="24"/>
+        </w:rPr>
+        <w:t>Your analysis from #</w:t>
+      </w:r>
+      <w:r>
+        <w:rPr>
+          <w:rFonts w:ascii="Calibri" w:eastAsia="Calibri" w:hAnsi="Calibri" w:cs="Calibri"/>
+          <w:sz w:val="24"/>
+          <w:szCs w:val="24"/>
+        </w:rPr>
+        <w:t>3</w:t>
+      </w:r>
+      <w:r>
+        <w:rPr>
+          <w:rFonts w:ascii="Calibri" w:eastAsia="Calibri" w:hAnsi="Calibri" w:cs="Calibri"/>
+          <w:sz w:val="24"/>
+          <w:szCs w:val="24"/>
+        </w:rPr>
+        <w:t xml:space="preserve"> should show that the 2017 race with a flow rate of 2649 </w:t>
+      </w:r>
+      <w:r>
+        <w:rPr>
+          <w:rFonts w:ascii="Calibri" w:eastAsia="Calibri" w:hAnsi="Calibri" w:cs="Calibri"/>
+          <w:sz w:val="24"/>
+          <w:szCs w:val="24"/>
+        </w:rPr>
+        <w:t>ft</w:t>
+      </w:r>
+      <w:r>
+        <w:rPr>
+          <w:rFonts w:ascii="Calibri" w:eastAsia="Calibri" w:hAnsi="Calibri" w:cs="Calibri"/>
+          <w:sz w:val="24"/>
+          <w:szCs w:val="24"/>
+          <w:vertAlign w:val="superscript"/>
+        </w:rPr>
+        <w:t>3</w:t>
+      </w:r>
+      <w:r>
+        <w:rPr>
+          <w:rFonts w:ascii="Calibri" w:eastAsia="Calibri" w:hAnsi="Calibri" w:cs="Calibri"/>
+          <w:sz w:val="24"/>
+          <w:szCs w:val="24"/>
+        </w:rPr>
+        <w:t xml:space="preserve">/sec and 0.0051 DNF proportion is unusual.  While we shouldn’t automatically exclude any  unusual case, we should investigate, when possible, to see if there are circumstances that </w:t>
+      </w:r>
+      <w:r>
+        <w:rPr>
+          <w:rFonts w:ascii="Calibri" w:eastAsia="Calibri" w:hAnsi="Calibri" w:cs="Calibri"/>
+          <w:sz w:val="24"/>
+          <w:szCs w:val="24"/>
+        </w:rPr>
+        <w:t>might</w:t>
+      </w:r>
+      <w:r>
+        <w:rPr>
+          <w:rFonts w:ascii="Calibri" w:eastAsia="Calibri" w:hAnsi="Calibri" w:cs="Calibri"/>
+          <w:sz w:val="24"/>
+          <w:szCs w:val="24"/>
+        </w:rPr>
+        <w:t xml:space="preserve"> warrant dropping that case.  In this situation, </w:t>
+      </w:r>
+      <w:r>
+        <w:rPr>
+          <w:rFonts w:ascii="Calibri" w:eastAsia="Calibri" w:hAnsi="Calibri" w:cs="Calibri"/>
+          <w:sz w:val="24"/>
+          <w:szCs w:val="24"/>
+        </w:rPr>
+        <w:t>the water level was dangerously high</w:t>
+      </w:r>
+      <w:r>
+        <w:rPr>
+          <w:rFonts w:ascii="Calibri" w:eastAsia="Calibri" w:hAnsi="Calibri" w:cs="Calibri"/>
+          <w:sz w:val="24"/>
+          <w:szCs w:val="24"/>
+        </w:rPr>
+        <w:t xml:space="preserve"> in 2017</w:t>
+      </w:r>
+      <w:r>
+        <w:rPr>
+          <w:rFonts w:ascii="Calibri" w:eastAsia="Calibri" w:hAnsi="Calibri" w:cs="Calibri"/>
+          <w:sz w:val="24"/>
+          <w:szCs w:val="24"/>
+        </w:rPr>
+        <w:t>, causing the race officials to move the race start to Delaney Road (roughly 4 miles further down the river</w:t>
+      </w:r>
+      <w:r>
+        <w:rPr>
+          <w:rFonts w:ascii="Calibri" w:eastAsia="Calibri" w:hAnsi="Calibri" w:cs="Calibri"/>
+          <w:sz w:val="24"/>
+          <w:szCs w:val="24"/>
+        </w:rPr>
+        <w:t xml:space="preserve"> – see the map</w:t>
+      </w:r>
+      <w:r>
+        <w:rPr>
+          <w:rFonts w:ascii="Calibri" w:eastAsia="Calibri" w:hAnsi="Calibri" w:cs="Calibri"/>
+          <w:sz w:val="24"/>
+          <w:szCs w:val="24"/>
+        </w:rPr>
+        <w:t>)</w:t>
+      </w:r>
+      <w:r>
+        <w:rPr>
+          <w:rFonts w:ascii="Calibri" w:eastAsia="Calibri" w:hAnsi="Calibri" w:cs="Calibri"/>
+          <w:sz w:val="24"/>
+          <w:szCs w:val="24"/>
+        </w:rPr>
+        <w:t>.  Based on that domain knowledge, we should consider re-doing the analysis without the 2017 data.</w:t>
+      </w:r>
+    </w:p>
+    <w:p>
+      <w:pPr>
+        <w:rPr>
+          <w:rFonts w:ascii="Calibri" w:eastAsia="Calibri" w:hAnsi="Calibri" w:cs="Calibri"/>
+          <w:sz w:val="24"/>
+          <w:szCs w:val="24"/>
+        </w:rPr>
+      </w:pPr>
     </w:p>
     <w:p>
       <w:pPr>
@@ -405,120 +959,31 @@
           <w:sz w:val="24"/>
           <w:szCs w:val="24"/>
         </w:rPr>
-        <w:t>We only want to remove outliers if we have reason to believe that outside factors may be influencing the data in a way that prevents data analysis. In this case, the outlying observation is from 2017. In 2017, the water level was dangerously high, causing the race officials to move the race start to Delaney Road (roughly 4 miles further down the river), leaving the finish in the normal place. The map below shows the race course. Do you think this change warrants removing the year from the data set? Why or why not?</w:t>
-      </w:r>
-    </w:p>
-    <w:p>
-      <w:pPr>
-        <w:rPr>
-          <w:rFonts w:ascii="Calibri" w:eastAsia="Calibri" w:hAnsi="Calibri" w:cs="Calibri"/>
-          <w:sz w:val="24"/>
-          <w:szCs w:val="24"/>
-        </w:rPr>
-      </w:pPr>
-    </w:p>
-    <w:p>
-      <w:pPr>
-        <w:pStyle w:val="ListParagraph"/>
-        <w:numPr>
-          <w:ilvl w:val="0"/>
-          <w:numId w:val="2"/>
-        </w:numPr>
-        <w:rPr>
-          <w:rFonts w:ascii="Calibri" w:eastAsia="Calibri" w:hAnsi="Calibri" w:cs="Calibri"/>
-          <w:sz w:val="24"/>
-          <w:szCs w:val="24"/>
-        </w:rPr>
-      </w:pPr>
-      <w:r>
-        <w:rPr>
-          <w:rFonts w:ascii="Calibri" w:eastAsia="Calibri" w:hAnsi="Calibri" w:cs="Calibri"/>
-          <w:sz w:val="24"/>
-          <w:szCs w:val="24"/>
-        </w:rPr>
-        <w:t>Regardless of your answer to question 4, remove the influential observation from the data set.</w:t>
-      </w:r>
-    </w:p>
-    <w:p>
-      <w:pPr>
-        <w:pStyle w:val="ListParagraph"/>
-        <w:rPr>
-          <w:rFonts w:ascii="Calibri" w:eastAsia="Calibri" w:hAnsi="Calibri" w:cs="Calibri"/>
-          <w:sz w:val="24"/>
-          <w:szCs w:val="24"/>
-        </w:rPr>
-      </w:pPr>
-    </w:p>
-    <w:p>
-      <w:pPr>
-        <w:pStyle w:val="ListParagraph"/>
-        <w:numPr>
-          <w:ilvl w:val="0"/>
-          <w:numId w:val="2"/>
-        </w:numPr>
-        <w:rPr>
-          <w:rFonts w:ascii="Calibri" w:eastAsia="Calibri" w:hAnsi="Calibri" w:cs="Calibri"/>
-          <w:sz w:val="24"/>
-          <w:szCs w:val="24"/>
-        </w:rPr>
-      </w:pPr>
-      <w:proofErr w:type="spellStart"/>
-      <w:r>
-        <w:rPr>
-          <w:rFonts w:ascii="Calibri" w:eastAsia="Calibri" w:hAnsi="Calibri" w:cs="Calibri"/>
-          <w:sz w:val="24"/>
-          <w:szCs w:val="24"/>
-        </w:rPr>
-        <w:t>Regraph</w:t>
-      </w:r>
-      <w:proofErr w:type="spellEnd"/>
-      <w:r>
-        <w:rPr>
-          <w:rFonts w:ascii="Calibri" w:eastAsia="Calibri" w:hAnsi="Calibri" w:cs="Calibri"/>
-          <w:sz w:val="24"/>
-          <w:szCs w:val="24"/>
-        </w:rPr>
-        <w:t xml:space="preserve"> the scatterplot without the influential observation and add a line of best fit.</w:t>
-      </w:r>
-    </w:p>
-    <w:p>
-      <w:pPr>
-        <w:pStyle w:val="ListParagraph"/>
-        <w:rPr>
-          <w:rFonts w:ascii="Calibri" w:eastAsia="Calibri" w:hAnsi="Calibri" w:cs="Calibri"/>
-          <w:sz w:val="24"/>
-          <w:szCs w:val="24"/>
-        </w:rPr>
-      </w:pPr>
-    </w:p>
-    <w:p>
-      <w:pPr>
-        <w:pStyle w:val="ListParagraph"/>
-        <w:numPr>
-          <w:ilvl w:val="0"/>
-          <w:numId w:val="2"/>
-        </w:numPr>
-        <w:rPr>
-          <w:rFonts w:ascii="Calibri" w:eastAsia="Calibri" w:hAnsi="Calibri" w:cs="Calibri"/>
-          <w:sz w:val="24"/>
-          <w:szCs w:val="24"/>
-        </w:rPr>
-      </w:pPr>
-      <w:r>
-        <w:rPr>
-          <w:rFonts w:ascii="Calibri" w:eastAsia="Calibri" w:hAnsi="Calibri" w:cs="Calibri"/>
-          <w:sz w:val="24"/>
-          <w:szCs w:val="24"/>
-        </w:rPr>
-        <w:t>Refit the model with the new version of the data set</w:t>
-      </w:r>
-      <w:r>
-        <w:rPr>
-          <w:rFonts w:ascii="Calibri" w:eastAsia="Calibri" w:hAnsi="Calibri" w:cs="Calibri"/>
-          <w:sz w:val="24"/>
-          <w:szCs w:val="24"/>
-        </w:rPr>
-        <w:t>.</w:t>
+        <w:t>R</w:t>
+      </w:r>
+      <w:r>
+        <w:rPr>
+          <w:rFonts w:ascii="Calibri" w:eastAsia="Calibri" w:hAnsi="Calibri" w:cs="Calibri"/>
+          <w:sz w:val="24"/>
+          <w:szCs w:val="24"/>
+        </w:rPr>
+        <w:t xml:space="preserve">emove the influential </w:t>
+      </w:r>
+      <w:r>
+        <w:rPr>
+          <w:rFonts w:ascii="Calibri" w:eastAsia="Calibri" w:hAnsi="Calibri" w:cs="Calibri"/>
+          <w:sz w:val="24"/>
+          <w:szCs w:val="24"/>
+        </w:rPr>
+        <w:t xml:space="preserve">(2017) </w:t>
+      </w:r>
+      <w:r>
+        <w:rPr>
+          <w:rFonts w:ascii="Calibri" w:eastAsia="Calibri" w:hAnsi="Calibri" w:cs="Calibri"/>
+          <w:sz w:val="24"/>
+          <w:szCs w:val="24"/>
+        </w:rPr>
+        <w:t>observation from the data set</w:t>
       </w:r>
     </w:p>
     <w:p>
@@ -528,41 +993,54 @@
           <w:ilvl w:val="0"/>
           <w:numId w:val="5"/>
         </w:numPr>
-        <w:rPr>
-          <w:rFonts w:ascii="Calibri" w:eastAsia="Calibri" w:hAnsi="Calibri" w:cs="Calibri"/>
-          <w:sz w:val="24"/>
-          <w:szCs w:val="24"/>
-        </w:rPr>
-      </w:pPr>
-      <w:r>
-        <w:rPr>
-          <w:rFonts w:ascii="Calibri" w:eastAsia="Calibri" w:hAnsi="Calibri" w:cs="Calibri"/>
-          <w:sz w:val="24"/>
-          <w:szCs w:val="24"/>
-        </w:rPr>
-        <w:t>Provide a</w:t>
-      </w:r>
-      <w:r>
-        <w:rPr>
-          <w:rFonts w:ascii="Calibri" w:eastAsia="Calibri" w:hAnsi="Calibri" w:cs="Calibri"/>
-          <w:sz w:val="24"/>
-          <w:szCs w:val="24"/>
-        </w:rPr>
-        <w:t xml:space="preserve"> meaningfully interpret the slope coefficient.</w:t>
-      </w:r>
-    </w:p>
-    <w:p>
-      <w:pPr>
-        <w:pStyle w:val="ListParagraph"/>
-        <w:ind w:left="1080"/>
-        <w:rPr>
-          <w:rFonts w:ascii="Calibri" w:eastAsia="Calibri" w:hAnsi="Calibri" w:cs="Calibri"/>
-          <w:sz w:val="24"/>
-          <w:szCs w:val="24"/>
-        </w:rPr>
-      </w:pPr>
-      <w:bookmarkStart w:id="0" w:name="_GoBack"/>
-      <w:bookmarkEnd w:id="0"/>
+        <w:spacing w:before="120" w:after="120"/>
+        <w:contextualSpacing w:val="0"/>
+        <w:rPr>
+          <w:rFonts w:ascii="Calibri" w:eastAsia="Calibri" w:hAnsi="Calibri" w:cs="Calibri"/>
+          <w:sz w:val="24"/>
+          <w:szCs w:val="24"/>
+        </w:rPr>
+      </w:pPr>
+      <w:r>
+        <w:rPr>
+          <w:rFonts w:ascii="Calibri" w:eastAsia="Calibri" w:hAnsi="Calibri" w:cs="Calibri"/>
+          <w:sz w:val="24"/>
+          <w:szCs w:val="24"/>
+        </w:rPr>
+        <w:t xml:space="preserve"> </w:t>
+      </w:r>
+      <w:r>
+        <w:rPr>
+          <w:rFonts w:ascii="Calibri" w:eastAsia="Calibri" w:hAnsi="Calibri" w:cs="Calibri"/>
+          <w:sz w:val="24"/>
+          <w:szCs w:val="24"/>
+        </w:rPr>
+        <w:t>D</w:t>
+      </w:r>
+      <w:r>
+        <w:rPr>
+          <w:rFonts w:ascii="Calibri" w:eastAsia="Calibri" w:hAnsi="Calibri" w:cs="Calibri"/>
+          <w:sz w:val="24"/>
+          <w:szCs w:val="24"/>
+        </w:rPr>
+        <w:t xml:space="preserve">raw a new scatterplot </w:t>
+      </w:r>
+      <w:r>
+        <w:rPr>
+          <w:rFonts w:ascii="Calibri" w:eastAsia="Calibri" w:hAnsi="Calibri" w:cs="Calibri"/>
+          <w:sz w:val="24"/>
+          <w:szCs w:val="24"/>
+        </w:rPr>
+        <w:t>and show the</w:t>
+      </w:r>
+      <w:r>
+        <w:rPr>
+          <w:rFonts w:ascii="Calibri" w:eastAsia="Calibri" w:hAnsi="Calibri" w:cs="Calibri"/>
+          <w:sz w:val="24"/>
+          <w:szCs w:val="24"/>
+        </w:rPr>
+        <w:t xml:space="preserve"> revised line of best fit.  How does this plot compare to the earlier fit? </w:t>
+      </w:r>
     </w:p>
     <w:p>
       <w:pPr>
@@ -571,6 +1049,32 @@
           <w:ilvl w:val="0"/>
           <w:numId w:val="5"/>
         </w:numPr>
+        <w:spacing w:before="120" w:after="120"/>
+        <w:contextualSpacing w:val="0"/>
+        <w:rPr>
+          <w:rFonts w:ascii="Calibri" w:eastAsia="Calibri" w:hAnsi="Calibri" w:cs="Calibri"/>
+          <w:sz w:val="24"/>
+          <w:szCs w:val="24"/>
+        </w:rPr>
+      </w:pPr>
+      <w:r>
+        <w:rPr>
+          <w:rFonts w:ascii="Calibri" w:eastAsia="Calibri" w:hAnsi="Calibri" w:cs="Calibri"/>
+          <w:sz w:val="24"/>
+          <w:szCs w:val="24"/>
+        </w:rPr>
+        <w:t>Give a revised interpretation for the slope (in context) and discuss the effectiveness of flow as a predictor for proportion DNF in the absence of the 2017 outlier.</w:t>
+      </w:r>
+    </w:p>
+    <w:p>
+      <w:pPr>
+        <w:pStyle w:val="ListParagraph"/>
+        <w:numPr>
+          <w:ilvl w:val="0"/>
+          <w:numId w:val="5"/>
+        </w:numPr>
+        <w:spacing w:before="120" w:after="120"/>
+        <w:contextualSpacing w:val="0"/>
         <w:rPr>
           <w:rFonts w:ascii="Calibri" w:eastAsia="Calibri" w:hAnsi="Calibri" w:cs="Calibri"/>
           <w:sz w:val="24"/>
@@ -600,7 +1104,55 @@
           <w:sz w:val="24"/>
           <w:szCs w:val="24"/>
         </w:rPr>
-        <w:t>/sec and there are 200 competitors, how many DNFs can we expect?</w:t>
+        <w:t xml:space="preserve">/sec and there are 200 </w:t>
+      </w:r>
+      <w:r>
+        <w:rPr>
+          <w:rFonts w:ascii="Calibri" w:eastAsia="Calibri" w:hAnsi="Calibri" w:cs="Calibri"/>
+          <w:sz w:val="24"/>
+          <w:szCs w:val="24"/>
+        </w:rPr>
+        <w:t xml:space="preserve">boats entered in the Raisin River </w:t>
+      </w:r>
+      <w:r>
+        <w:rPr>
+          <w:rFonts w:ascii="Calibri" w:eastAsia="Calibri" w:hAnsi="Calibri" w:cs="Calibri"/>
+          <w:sz w:val="24"/>
+          <w:szCs w:val="24"/>
+        </w:rPr>
+        <w:t>R</w:t>
+      </w:r>
+      <w:r>
+        <w:rPr>
+          <w:rFonts w:ascii="Calibri" w:eastAsia="Calibri" w:hAnsi="Calibri" w:cs="Calibri"/>
+          <w:sz w:val="24"/>
+          <w:szCs w:val="24"/>
+        </w:rPr>
+        <w:t>ace</w:t>
+      </w:r>
+      <w:r>
+        <w:rPr>
+          <w:rFonts w:ascii="Calibri" w:eastAsia="Calibri" w:hAnsi="Calibri" w:cs="Calibri"/>
+          <w:sz w:val="24"/>
+          <w:szCs w:val="24"/>
+        </w:rPr>
+        <w:t xml:space="preserve">, how many DNFs </w:t>
+      </w:r>
+      <w:r>
+        <w:rPr>
+          <w:rFonts w:ascii="Calibri" w:eastAsia="Calibri" w:hAnsi="Calibri" w:cs="Calibri"/>
+          <w:sz w:val="24"/>
+          <w:szCs w:val="24"/>
+        </w:rPr>
+        <w:t>should</w:t>
+      </w:r>
+      <w:r>
+        <w:rPr>
+          <w:rFonts w:ascii="Calibri" w:eastAsia="Calibri" w:hAnsi="Calibri" w:cs="Calibri"/>
+          <w:sz w:val="24"/>
+          <w:szCs w:val="24"/>
+        </w:rPr>
+        <w:t xml:space="preserve"> we expect?</w:t>
       </w:r>
     </w:p>
     <w:sectPr>
@@ -614,7 +1166,7 @@
 </file>
 
 <file path=word/numbering.xml><?xml version="1.0" encoding="utf-8"?>
-<w:numbering xmlns:wpc="http://schemas.microsoft.com/office/word/2010/wordprocessingCanvas" xmlns:cx="http://schemas.microsoft.com/office/drawing/2014/chartex" xmlns:cx1="http://schemas.microsoft.com/office/drawing/2015/9/8/chartex" xmlns:mc="http://schemas.openxmlformats.org/markup-compatibility/2006" xmlns:o="urn:schemas-microsoft-com:office:office" xmlns:r="http://schemas.openxmlformats.org/officeDocument/2006/relationships" xmlns:m="http://schemas.openxmlformats.org/officeDocument/2006/math" xmlns:v="urn:schemas-microsoft-com:vml" xmlns:wp14="http://schemas.microsoft.com/office/word/2010/wordprocessingDrawing" xmlns:wp="http://schemas.openxmlformats.org/drawingml/2006/wordprocessingDrawing" xmlns:w10="urn:schemas-microsoft-com:office:word" xmlns:w="http://schemas.openxmlformats.org/wordprocessingml/2006/main" xmlns:w14="http://schemas.microsoft.com/office/word/2010/wordml" xmlns:w15="http://schemas.microsoft.com/office/word/2012/wordml" xmlns:w16se="http://schemas.microsoft.com/office/word/2015/wordml/symex" xmlns:wpg="http://schemas.microsoft.com/office/word/2010/wordprocessingGroup" xmlns:wpi="http://schemas.microsoft.com/office/word/2010/wordprocessingInk" xmlns:wne="http://schemas.microsoft.com/office/word/2006/wordml" xmlns:wps="http://schemas.microsoft.com/office/word/2010/wordprocessingShape" mc:Ignorable="w14 w15 w16se wp14">
+<w:numbering xmlns:wpc="http://schemas.microsoft.com/office/word/2010/wordprocessingCanvas" xmlns:cx="http://schemas.microsoft.com/office/drawing/2014/chartex" xmlns:cx1="http://schemas.microsoft.com/office/drawing/2015/9/8/chartex" xmlns:cx2="http://schemas.microsoft.com/office/drawing/2015/10/21/chartex" xmlns:cx3="http://schemas.microsoft.com/office/drawing/2016/5/9/chartex" xmlns:cx4="http://schemas.microsoft.com/office/drawing/2016/5/10/chartex" xmlns:cx5="http://schemas.microsoft.com/office/drawing/2016/5/11/chartex" xmlns:cx6="http://schemas.microsoft.com/office/drawing/2016/5/12/chartex" xmlns:cx7="http://schemas.microsoft.com/office/drawing/2016/5/13/chartex" xmlns:cx8="http://schemas.microsoft.com/office/drawing/2016/5/14/chartex" xmlns:mc="http://schemas.openxmlformats.org/markup-compatibility/2006" xmlns:aink="http://schemas.microsoft.com/office/drawing/2016/ink" xmlns:am3d="http://schemas.microsoft.com/office/drawing/2017/model3d" xmlns:o="urn:schemas-microsoft-com:office:office" xmlns:oel="http://schemas.microsoft.com/office/2019/extlst" xmlns:r="http://schemas.openxmlformats.org/officeDocument/2006/relationships" xmlns:m="http://schemas.openxmlformats.org/officeDocument/2006/math" xmlns:v="urn:schemas-microsoft-com:vml" xmlns:wp14="http://schemas.microsoft.com/office/word/2010/wordprocessingDrawing" xmlns:wp="http://schemas.openxmlformats.org/drawingml/2006/wordprocessingDrawing" xmlns:w10="urn:schemas-microsoft-com:office:word" xmlns:w="http://schemas.openxmlformats.org/wordprocessingml/2006/main" xmlns:w14="http://schemas.microsoft.com/office/word/2010/wordml" xmlns:w15="http://schemas.microsoft.com/office/word/2012/wordml" xmlns:w16cex="http://schemas.microsoft.com/office/word/2018/wordml/cex" xmlns:w16cid="http://schemas.microsoft.com/office/word/2016/wordml/cid" xmlns:w16="http://schemas.microsoft.com/office/word/2018/wordml" xmlns:w16du="http://schemas.microsoft.com/office/word/2023/wordml/word16du" xmlns:w16sdtdh="http://schemas.microsoft.com/office/word/2020/wordml/sdtdatahash" xmlns:w16sdtfl="http://schemas.microsoft.com/office/word/2024/wordml/sdtformatlock" xmlns:w16se="http://schemas.microsoft.com/office/word/2015/wordml/symex" xmlns:wpg="http://schemas.microsoft.com/office/word/2010/wordprocessingGroup" xmlns:wpi="http://schemas.microsoft.com/office/word/2010/wordprocessingInk" xmlns:wne="http://schemas.microsoft.com/office/word/2006/wordml" xmlns:wps="http://schemas.microsoft.com/office/word/2010/wordprocessingShape" mc:Ignorable="w14 w15 w16se w16cid w16 w16cex w16sdtdh w16sdtfl w16du wp14">
   <w:abstractNum w:abstractNumId="0" w15:restartNumberingAfterBreak="0">
     <w:nsid w:val="00D223E8"/>
     <w:multiLevelType w:val="multilevel"/>
@@ -1105,26 +1657,26 @@
       </w:pPr>
     </w:lvl>
   </w:abstractNum>
-  <w:num w:numId="1">
+  <w:num w:numId="1" w16cid:durableId="206844908">
     <w:abstractNumId w:val="0"/>
   </w:num>
-  <w:num w:numId="2">
+  <w:num w:numId="2" w16cid:durableId="1359967704">
     <w:abstractNumId w:val="1"/>
   </w:num>
-  <w:num w:numId="3">
+  <w:num w:numId="3" w16cid:durableId="1033379744">
     <w:abstractNumId w:val="3"/>
   </w:num>
-  <w:num w:numId="4">
+  <w:num w:numId="4" w16cid:durableId="50008056">
     <w:abstractNumId w:val="4"/>
   </w:num>
-  <w:num w:numId="5">
+  <w:num w:numId="5" w16cid:durableId="1387684145">
     <w:abstractNumId w:val="2"/>
   </w:num>
 </w:numbering>
 </file>
 
 <file path=word/styles.xml><?xml version="1.0" encoding="utf-8"?>
-<w:styles xmlns:mc="http://schemas.openxmlformats.org/markup-compatibility/2006" xmlns:r="http://schemas.openxmlformats.org/officeDocument/2006/relationships" xmlns:w="http://schemas.openxmlformats.org/wordprocessingml/2006/main" xmlns:w14="http://schemas.microsoft.com/office/word/2010/wordml" xmlns:w15="http://schemas.microsoft.com/office/word/2012/wordml" xmlns:w16se="http://schemas.microsoft.com/office/word/2015/wordml/symex" mc:Ignorable="w14 w15 w16se">
+<w:styles xmlns:mc="http://schemas.openxmlformats.org/markup-compatibility/2006" xmlns:r="http://schemas.openxmlformats.org/officeDocument/2006/relationships" xmlns:w="http://schemas.openxmlformats.org/wordprocessingml/2006/main" xmlns:w14="http://schemas.microsoft.com/office/word/2010/wordml" xmlns:w15="http://schemas.microsoft.com/office/word/2012/wordml" xmlns:w16cex="http://schemas.microsoft.com/office/word/2018/wordml/cex" xmlns:w16cid="http://schemas.microsoft.com/office/word/2016/wordml/cid" xmlns:w16="http://schemas.microsoft.com/office/word/2018/wordml" xmlns:w16du="http://schemas.microsoft.com/office/word/2023/wordml/word16du" xmlns:w16sdtdh="http://schemas.microsoft.com/office/word/2020/wordml/sdtdatahash" xmlns:w16sdtfl="http://schemas.microsoft.com/office/word/2024/wordml/sdtformatlock" xmlns:w16se="http://schemas.microsoft.com/office/word/2015/wordml/symex" mc:Ignorable="w14 w15 w16se w16cid w16 w16cex w16sdtdh w16sdtfl w16du">
   <w:docDefaults>
     <w:rPrDefault>
       <w:rPr>
@@ -1140,7 +1692,7 @@
       </w:pPr>
     </w:pPrDefault>
   </w:docDefaults>
-  <w:latentStyles w:defLockedState="0" w:defUIPriority="99" w:defSemiHidden="0" w:defUnhideWhenUsed="0" w:defQFormat="0" w:count="371">
+  <w:latentStyles w:defLockedState="0" w:defUIPriority="99" w:defSemiHidden="0" w:defUnhideWhenUsed="0" w:defQFormat="0" w:count="376">
     <w:lsdException w:name="Normal" w:uiPriority="0" w:qFormat="1"/>
     <w:lsdException w:name="heading 1" w:uiPriority="9" w:qFormat="1"/>
     <w:lsdException w:name="heading 2" w:semiHidden="1" w:uiPriority="9" w:unhideWhenUsed="1" w:qFormat="1"/>
@@ -1512,6 +2064,11 @@
     <w:lsdException w:name="List Table 5 Dark Accent 6" w:uiPriority="50"/>
     <w:lsdException w:name="List Table 6 Colorful Accent 6" w:uiPriority="51"/>
     <w:lsdException w:name="List Table 7 Colorful Accent 6" w:uiPriority="52"/>
+    <w:lsdException w:name="Mention" w:semiHidden="1" w:unhideWhenUsed="1"/>
+    <w:lsdException w:name="Smart Hyperlink" w:semiHidden="1" w:unhideWhenUsed="1"/>
+    <w:lsdException w:name="Hashtag" w:semiHidden="1" w:unhideWhenUsed="1"/>
+    <w:lsdException w:name="Unresolved Mention" w:semiHidden="1" w:unhideWhenUsed="1"/>
+    <w:lsdException w:name="Smart Link" w:semiHidden="1" w:unhideWhenUsed="1"/>
   </w:latentStyles>
   <w:style w:type="paragraph" w:default="1" w:styleId="Normal">
     <w:name w:val="Normal"/>
